--- a/05-midterm-report/final/260410 1000 midterm-report.docx
+++ b/05-midterm-report/final/260410 1000 midterm-report.docx
@@ -5519,463 +5519,106 @@
         <w:ind w:firstLineChars="100" w:firstLine="200"/>
         <w:jc w:val="both"/>
         <w:rPr>
-          <w:sz w:val="20"/>
-          <w:szCs w:val="20"/>
-        </w:rPr>
-      </w:pPr>
-      <w:r>
-        <w:rPr>
-          <w:sz w:val="20"/>
-          <w:szCs w:val="20"/>
-        </w:rPr>
-        <w:t xml:space="preserve">MLFQ의 핵심은 짧은 요청을 빠르게 처리하고, 긴 요청은 낮은 우선순위로 내리는 것이다. 아래는 선점 처리의 </w:t>
+          <w:rFonts w:hint="eastAsia"/>
+          <w:sz w:val="20"/>
+          <w:szCs w:val="20"/>
+        </w:rPr>
+      </w:pPr>
+      <w:r>
+        <w:rPr>
+          <w:sz w:val="20"/>
+          <w:szCs w:val="20"/>
+        </w:rPr>
+        <w:t>MLFQ</w:t>
+      </w:r>
+      <w:r>
+        <w:rPr>
+          <w:rFonts w:hint="eastAsia"/>
+          <w:sz w:val="20"/>
+          <w:szCs w:val="20"/>
+        </w:rPr>
+        <w:t>의 핵심은 짧은 요청을 빠르게 처리하고, 긴 요청은 낮은 우선순위로 내리는 것이다. 500</w:t>
+      </w:r>
+      <w:r>
+        <w:rPr>
+          <w:sz w:val="20"/>
+          <w:szCs w:val="20"/>
+        </w:rPr>
+        <w:t>ms</w:t>
+      </w:r>
+      <w:r>
+        <w:rPr>
+          <w:rFonts w:hint="eastAsia"/>
+          <w:sz w:val="20"/>
+          <w:szCs w:val="20"/>
+        </w:rPr>
+        <w:t xml:space="preserve"> 간격으로 요청 상태를 확인하여, 시간 할당량을 초과한 요청은 하위 큐로 이동시키고 상위 큐의 다음 요청을 먼저 처리한다. 선점 시 사용 시간은 0으로 </w:t>
       </w:r>
       <w:proofErr w:type="spellStart"/>
       <w:r>
         <w:rPr>
-          <w:sz w:val="20"/>
-          <w:szCs w:val="20"/>
-        </w:rPr>
-        <w:t>의사코드이다</w:t>
+          <w:rFonts w:hint="eastAsia"/>
+          <w:sz w:val="20"/>
+          <w:szCs w:val="20"/>
+        </w:rPr>
+        <w:t>리셋되어</w:t>
       </w:r>
       <w:proofErr w:type="spellEnd"/>
       <w:r>
         <w:rPr>
-          <w:sz w:val="20"/>
-          <w:szCs w:val="20"/>
-        </w:rPr>
-        <w:t>.</w:t>
-      </w:r>
-    </w:p>
-    <w:p>
-      <w:pPr>
-        <w:ind w:left="360" w:firstLine="180"/>
-      </w:pPr>
-      <w:r>
-        <w:rPr>
-          <w:rFonts w:ascii="Consolas" w:eastAsia="Consolas" w:hAnsi="Consolas" w:cs="Consolas"/>
-          <w:color w:val="333333"/>
-          <w:sz w:val="18"/>
-          <w:szCs w:val="18"/>
-        </w:rPr>
-        <w:t xml:space="preserve">function </w:t>
+          <w:rFonts w:hint="eastAsia"/>
+          <w:sz w:val="20"/>
+          <w:szCs w:val="20"/>
+        </w:rPr>
+        <w:t xml:space="preserve">, 새 큐의 할당량을 다시 받는다. </w:t>
+      </w:r>
+      <w:r>
+        <w:rPr>
+          <w:sz w:val="20"/>
+          <w:szCs w:val="20"/>
+        </w:rPr>
+        <w:t>MLFQ</w:t>
+      </w:r>
+      <w:r>
+        <w:rPr>
+          <w:rFonts w:hint="eastAsia"/>
+          <w:sz w:val="20"/>
+          <w:szCs w:val="20"/>
+        </w:rPr>
+        <w:t xml:space="preserve">는 </w:t>
+      </w:r>
+      <w:r>
+        <w:rPr>
+          <w:sz w:val="20"/>
+          <w:szCs w:val="20"/>
+        </w:rPr>
+        <w:t>OSTEP [3]</w:t>
+      </w:r>
+      <w:r>
+        <w:rPr>
+          <w:rFonts w:hint="eastAsia"/>
+          <w:sz w:val="20"/>
+          <w:szCs w:val="20"/>
+        </w:rPr>
+        <w:t>의 5가지 규칙(표 5)</w:t>
       </w:r>
       <w:proofErr w:type="spellStart"/>
-      <w:proofErr w:type="gramStart"/>
-      <w:r>
-        <w:rPr>
-          <w:rFonts w:ascii="Consolas" w:eastAsia="Consolas" w:hAnsi="Consolas" w:cs="Consolas"/>
-          <w:color w:val="333333"/>
-          <w:sz w:val="18"/>
-          <w:szCs w:val="18"/>
-        </w:rPr>
-        <w:t>processNextRequest</w:t>
+      <w:r>
+        <w:rPr>
+          <w:rFonts w:hint="eastAsia"/>
+          <w:sz w:val="20"/>
+          <w:szCs w:val="20"/>
+        </w:rPr>
+        <w:t>에</w:t>
       </w:r>
       <w:proofErr w:type="spellEnd"/>
       <w:r>
         <w:rPr>
-          <w:rFonts w:ascii="Consolas" w:eastAsia="Consolas" w:hAnsi="Consolas" w:cs="Consolas"/>
-          <w:color w:val="333333"/>
-          <w:sz w:val="18"/>
-          <w:szCs w:val="18"/>
-        </w:rPr>
-        <w:t>(</w:t>
-      </w:r>
-      <w:proofErr w:type="gramEnd"/>
-      <w:r>
-        <w:rPr>
-          <w:rFonts w:ascii="Consolas" w:eastAsia="Consolas" w:hAnsi="Consolas" w:cs="Consolas"/>
-          <w:color w:val="333333"/>
-          <w:sz w:val="18"/>
-          <w:szCs w:val="18"/>
-        </w:rPr>
-        <w:t>):</w:t>
-      </w:r>
-    </w:p>
-    <w:p>
-      <w:pPr>
-        <w:ind w:left="360" w:firstLine="180"/>
-      </w:pPr>
-      <w:r>
-        <w:rPr>
-          <w:rFonts w:ascii="Consolas" w:eastAsia="Consolas" w:hAnsi="Consolas" w:cs="Consolas"/>
-          <w:color w:val="333333"/>
-          <w:sz w:val="18"/>
-          <w:szCs w:val="18"/>
-        </w:rPr>
-        <w:t xml:space="preserve">    request = dequeue from highest non-empty queue</w:t>
-      </w:r>
-    </w:p>
-    <w:p>
-      <w:pPr>
-        <w:ind w:left="360" w:firstLine="180"/>
-      </w:pPr>
-      <w:r>
-        <w:rPr>
-          <w:rFonts w:ascii="Consolas" w:eastAsia="Consolas" w:hAnsi="Consolas" w:cs="Consolas"/>
-          <w:color w:val="333333"/>
-          <w:sz w:val="18"/>
-          <w:szCs w:val="18"/>
-        </w:rPr>
-        <w:t xml:space="preserve">    start processing(request)</w:t>
-      </w:r>
-    </w:p>
-    <w:p>
-      <w:pPr>
-        <w:ind w:left="360" w:firstLine="220"/>
-      </w:pPr>
-    </w:p>
-    <w:p>
-      <w:pPr>
-        <w:ind w:left="360" w:firstLine="180"/>
-      </w:pPr>
-      <w:r>
-        <w:rPr>
-          <w:rFonts w:ascii="Consolas" w:eastAsia="Consolas" w:hAnsi="Consolas" w:cs="Consolas"/>
-          <w:color w:val="333333"/>
-          <w:sz w:val="18"/>
-          <w:szCs w:val="18"/>
-        </w:rPr>
-        <w:t xml:space="preserve">    every 500ms:</w:t>
-      </w:r>
-    </w:p>
-    <w:p>
-      <w:pPr>
-        <w:ind w:left="360" w:firstLine="180"/>
-      </w:pPr>
-      <w:r>
-        <w:rPr>
-          <w:rFonts w:ascii="Consolas" w:eastAsia="Consolas" w:hAnsi="Consolas" w:cs="Consolas"/>
-          <w:color w:val="333333"/>
-          <w:sz w:val="18"/>
-          <w:szCs w:val="18"/>
-        </w:rPr>
-        <w:t xml:space="preserve">        quantum = TIME_</w:t>
-      </w:r>
-      <w:proofErr w:type="gramStart"/>
-      <w:r>
-        <w:rPr>
-          <w:rFonts w:ascii="Consolas" w:eastAsia="Consolas" w:hAnsi="Consolas" w:cs="Consolas"/>
-          <w:color w:val="333333"/>
-          <w:sz w:val="18"/>
-          <w:szCs w:val="18"/>
-        </w:rPr>
-        <w:t>QUANTUM[</w:t>
-      </w:r>
-      <w:proofErr w:type="spellStart"/>
-      <w:r>
-        <w:rPr>
-          <w:rFonts w:ascii="Consolas" w:eastAsia="Consolas" w:hAnsi="Consolas" w:cs="Consolas"/>
-          <w:color w:val="333333"/>
-          <w:sz w:val="18"/>
-          <w:szCs w:val="18"/>
-        </w:rPr>
-        <w:t>request.queueLevel</w:t>
-      </w:r>
-      <w:proofErr w:type="spellEnd"/>
-      <w:proofErr w:type="gramEnd"/>
-      <w:r>
-        <w:rPr>
-          <w:rFonts w:ascii="Consolas" w:eastAsia="Consolas" w:hAnsi="Consolas" w:cs="Consolas"/>
-          <w:color w:val="333333"/>
-          <w:sz w:val="18"/>
-          <w:szCs w:val="18"/>
-        </w:rPr>
-        <w:t>]</w:t>
-      </w:r>
-    </w:p>
-    <w:p>
-      <w:pPr>
-        <w:ind w:left="360" w:firstLine="220"/>
-      </w:pPr>
-    </w:p>
-    <w:p>
-      <w:pPr>
-        <w:ind w:left="360" w:firstLine="180"/>
-      </w:pPr>
-      <w:r>
-        <w:rPr>
-          <w:rFonts w:ascii="Consolas" w:eastAsia="Consolas" w:hAnsi="Consolas" w:cs="Consolas"/>
-          <w:color w:val="333333"/>
-          <w:sz w:val="18"/>
-          <w:szCs w:val="18"/>
-        </w:rPr>
-        <w:t xml:space="preserve">        if </w:t>
-      </w:r>
-      <w:proofErr w:type="spellStart"/>
-      <w:proofErr w:type="gramStart"/>
-      <w:r>
-        <w:rPr>
-          <w:rFonts w:ascii="Consolas" w:eastAsia="Consolas" w:hAnsi="Consolas" w:cs="Consolas"/>
-          <w:color w:val="333333"/>
-          <w:sz w:val="18"/>
-          <w:szCs w:val="18"/>
-        </w:rPr>
-        <w:t>request.totalUsed</w:t>
-      </w:r>
-      <w:proofErr w:type="spellEnd"/>
-      <w:proofErr w:type="gramEnd"/>
-      <w:r>
-        <w:rPr>
-          <w:rFonts w:ascii="Consolas" w:eastAsia="Consolas" w:hAnsi="Consolas" w:cs="Consolas"/>
-          <w:color w:val="333333"/>
-          <w:sz w:val="18"/>
-          <w:szCs w:val="18"/>
-        </w:rPr>
-        <w:t xml:space="preserve"> &gt;= quantum and </w:t>
-      </w:r>
-      <w:proofErr w:type="gramStart"/>
-      <w:r>
-        <w:rPr>
-          <w:rFonts w:ascii="Consolas" w:eastAsia="Consolas" w:hAnsi="Consolas" w:cs="Consolas"/>
-          <w:color w:val="333333"/>
-          <w:sz w:val="18"/>
-          <w:szCs w:val="18"/>
-        </w:rPr>
-        <w:t>quantum !</w:t>
-      </w:r>
-      <w:proofErr w:type="gramEnd"/>
-      <w:r>
-        <w:rPr>
-          <w:rFonts w:ascii="Consolas" w:eastAsia="Consolas" w:hAnsi="Consolas" w:cs="Consolas"/>
-          <w:color w:val="333333"/>
-          <w:sz w:val="18"/>
-          <w:szCs w:val="18"/>
-        </w:rPr>
-        <w:t>= INFINITE:</w:t>
-      </w:r>
-    </w:p>
-    <w:p>
-      <w:pPr>
-        <w:ind w:left="360" w:firstLine="180"/>
-      </w:pPr>
-      <w:r>
-        <w:rPr>
-          <w:rFonts w:ascii="Consolas" w:eastAsia="Consolas" w:hAnsi="Consolas" w:cs="Consolas"/>
-          <w:color w:val="333333"/>
-          <w:sz w:val="18"/>
-          <w:szCs w:val="18"/>
-        </w:rPr>
-        <w:t xml:space="preserve">            </w:t>
-      </w:r>
-      <w:proofErr w:type="spellStart"/>
-      <w:r>
-        <w:rPr>
-          <w:rFonts w:ascii="Consolas" w:eastAsia="Consolas" w:hAnsi="Consolas" w:cs="Consolas"/>
-          <w:color w:val="333333"/>
-          <w:sz w:val="18"/>
-          <w:szCs w:val="18"/>
-        </w:rPr>
-        <w:t>request.queueLevel</w:t>
-      </w:r>
-      <w:proofErr w:type="spellEnd"/>
-      <w:r>
-        <w:rPr>
-          <w:rFonts w:ascii="Consolas" w:eastAsia="Consolas" w:hAnsi="Consolas" w:cs="Consolas"/>
-          <w:color w:val="333333"/>
-          <w:sz w:val="18"/>
-          <w:szCs w:val="18"/>
-        </w:rPr>
-        <w:t xml:space="preserve"> += 1    // 하위 큐로 이동</w:t>
-      </w:r>
-    </w:p>
-    <w:p>
-      <w:pPr>
-        <w:ind w:left="360" w:firstLine="180"/>
-      </w:pPr>
-      <w:r>
-        <w:rPr>
-          <w:rFonts w:ascii="Consolas" w:eastAsia="Consolas" w:hAnsi="Consolas" w:cs="Consolas"/>
-          <w:color w:val="333333"/>
-          <w:sz w:val="18"/>
-          <w:szCs w:val="18"/>
-        </w:rPr>
-        <w:t xml:space="preserve">            </w:t>
-      </w:r>
-      <w:proofErr w:type="spellStart"/>
-      <w:r>
-        <w:rPr>
-          <w:rFonts w:ascii="Consolas" w:eastAsia="Consolas" w:hAnsi="Consolas" w:cs="Consolas"/>
-          <w:color w:val="333333"/>
-          <w:sz w:val="18"/>
-          <w:szCs w:val="18"/>
-        </w:rPr>
-        <w:t>request.totalUsed</w:t>
-      </w:r>
-      <w:proofErr w:type="spellEnd"/>
-      <w:r>
-        <w:rPr>
-          <w:rFonts w:ascii="Consolas" w:eastAsia="Consolas" w:hAnsi="Consolas" w:cs="Consolas"/>
-          <w:color w:val="333333"/>
-          <w:sz w:val="18"/>
-          <w:szCs w:val="18"/>
-        </w:rPr>
-        <w:t xml:space="preserve"> = 0      // 새 큐에서 시간 초기화</w:t>
-      </w:r>
-    </w:p>
-    <w:p>
-      <w:pPr>
-        <w:ind w:left="360" w:firstLine="180"/>
-      </w:pPr>
-      <w:r>
-        <w:rPr>
-          <w:rFonts w:ascii="Consolas" w:eastAsia="Consolas" w:hAnsi="Consolas" w:cs="Consolas"/>
-          <w:color w:val="333333"/>
-          <w:sz w:val="18"/>
-          <w:szCs w:val="18"/>
-        </w:rPr>
-        <w:t xml:space="preserve">            enqueue(request)</w:t>
-      </w:r>
-    </w:p>
-    <w:p>
-      <w:pPr>
-        <w:ind w:left="360" w:firstLine="180"/>
-      </w:pPr>
-      <w:r>
-        <w:rPr>
-          <w:rFonts w:ascii="Consolas" w:eastAsia="Consolas" w:hAnsi="Consolas" w:cs="Consolas"/>
-          <w:color w:val="333333"/>
-          <w:sz w:val="18"/>
-          <w:szCs w:val="18"/>
-        </w:rPr>
-        <w:t xml:space="preserve">            </w:t>
-      </w:r>
-      <w:proofErr w:type="spellStart"/>
-      <w:proofErr w:type="gramStart"/>
-      <w:r>
-        <w:rPr>
-          <w:rFonts w:ascii="Consolas" w:eastAsia="Consolas" w:hAnsi="Consolas" w:cs="Consolas"/>
-          <w:color w:val="333333"/>
-          <w:sz w:val="18"/>
-          <w:szCs w:val="18"/>
-        </w:rPr>
-        <w:t>processNextRequest</w:t>
-      </w:r>
-      <w:proofErr w:type="spellEnd"/>
-      <w:r>
-        <w:rPr>
-          <w:rFonts w:ascii="Consolas" w:eastAsia="Consolas" w:hAnsi="Consolas" w:cs="Consolas"/>
-          <w:color w:val="333333"/>
-          <w:sz w:val="18"/>
-          <w:szCs w:val="18"/>
-        </w:rPr>
-        <w:t>(</w:t>
-      </w:r>
-      <w:proofErr w:type="gramEnd"/>
-      <w:r>
-        <w:rPr>
-          <w:rFonts w:ascii="Consolas" w:eastAsia="Consolas" w:hAnsi="Consolas" w:cs="Consolas"/>
-          <w:color w:val="333333"/>
-          <w:sz w:val="18"/>
-          <w:szCs w:val="18"/>
-        </w:rPr>
-        <w:t>)</w:t>
-      </w:r>
-      <w:r>
-        <w:rPr>
-          <w:rFonts w:ascii="Consolas" w:eastAsia="Consolas" w:hAnsi="Consolas" w:cs="Consolas" w:hint="eastAsia"/>
-          <w:color w:val="333333"/>
-          <w:sz w:val="18"/>
-          <w:szCs w:val="18"/>
-        </w:rPr>
-        <w:t xml:space="preserve">.      </w:t>
-      </w:r>
-      <w:r>
-        <w:rPr>
-          <w:rFonts w:ascii="Consolas" w:eastAsia="Consolas" w:hAnsi="Consolas" w:cs="Consolas"/>
-          <w:color w:val="333333"/>
-          <w:sz w:val="18"/>
-          <w:szCs w:val="18"/>
-        </w:rPr>
-        <w:t>// 다음 요청 처리</w:t>
-      </w:r>
-    </w:p>
-    <w:p>
-      <w:pPr>
-        <w:ind w:left="360" w:firstLine="180"/>
-      </w:pPr>
-      <w:r>
-        <w:rPr>
-          <w:rFonts w:ascii="Consolas" w:eastAsia="Consolas" w:hAnsi="Consolas" w:cs="Consolas"/>
-          <w:color w:val="333333"/>
-          <w:sz w:val="18"/>
-          <w:szCs w:val="18"/>
-        </w:rPr>
-        <w:t xml:space="preserve">        else:</w:t>
-      </w:r>
-    </w:p>
-    <w:p>
-      <w:pPr>
-        <w:ind w:left="360" w:firstLine="180"/>
-      </w:pPr>
-      <w:r>
-        <w:rPr>
-          <w:rFonts w:ascii="Consolas" w:eastAsia="Consolas" w:hAnsi="Consolas" w:cs="Consolas"/>
-          <w:color w:val="333333"/>
-          <w:sz w:val="18"/>
-          <w:szCs w:val="18"/>
-        </w:rPr>
-        <w:t xml:space="preserve">            continue processing</w:t>
-      </w:r>
-    </w:p>
-    <w:p>
-      <w:pPr>
-        <w:spacing w:after="80"/>
-        <w:ind w:firstLine="220"/>
-      </w:pPr>
-    </w:p>
-    <w:p>
-      <w:pPr>
-        <w:adjustRightInd w:val="0"/>
-        <w:spacing w:after="120" w:line="240" w:lineRule="atLeast"/>
-        <w:ind w:firstLineChars="100" w:firstLine="200"/>
-        <w:jc w:val="both"/>
-        <w:rPr>
-          <w:sz w:val="20"/>
-          <w:szCs w:val="20"/>
-        </w:rPr>
-      </w:pPr>
-      <w:r>
-        <w:rPr>
-          <w:sz w:val="20"/>
-          <w:szCs w:val="20"/>
-        </w:rPr>
-        <w:t xml:space="preserve">위 의사코드에서 보듯이, 선점이 발생하면 해당 요청의 사용 시간은 0으로 </w:t>
-      </w:r>
-      <w:proofErr w:type="spellStart"/>
-      <w:r>
-        <w:rPr>
-          <w:sz w:val="20"/>
-          <w:szCs w:val="20"/>
-        </w:rPr>
-        <w:t>리셋된다</w:t>
-      </w:r>
-      <w:proofErr w:type="spellEnd"/>
-      <w:r>
-        <w:rPr>
-          <w:sz w:val="20"/>
-          <w:szCs w:val="20"/>
-        </w:rPr>
-        <w:t>. 큐별로 독립된 시간 할당량이 적용되어, Q0에서 1,000ms를 쓴 요청이 Q1로 내려가면 Q1의 3,000ms를 새로 받는 방식이다.</w:t>
-      </w:r>
-    </w:p>
-    <w:p>
-      <w:pPr>
-        <w:adjustRightInd w:val="0"/>
-        <w:spacing w:after="120" w:line="240" w:lineRule="atLeast"/>
-        <w:ind w:firstLineChars="100" w:firstLine="200"/>
-        <w:jc w:val="both"/>
-        <w:rPr>
-          <w:sz w:val="20"/>
-          <w:szCs w:val="20"/>
-        </w:rPr>
-      </w:pPr>
-      <w:r>
-        <w:rPr>
-          <w:sz w:val="20"/>
-          <w:szCs w:val="20"/>
-        </w:rPr>
-        <w:t>MLFQ는 OSTEP [3]에서 정리한 5가지 규칙을 따른다.</w:t>
+          <w:rFonts w:hint="eastAsia"/>
+          <w:sz w:val="20"/>
+          <w:szCs w:val="20"/>
+        </w:rPr>
+        <w:t xml:space="preserve"> 따르며, 큐별 시간 할당량은 표 6과 같다.</w:t>
       </w:r>
     </w:p>
     <w:p>
@@ -6473,7 +6116,6 @@
                 <w:sz w:val="18"/>
                 <w:szCs w:val="18"/>
               </w:rPr>
-              <w:lastRenderedPageBreak/>
               <w:t>큐 레벨</w:t>
             </w:r>
           </w:p>
@@ -7004,6 +6646,7 @@
           <w:sz w:val="20"/>
           <w:szCs w:val="20"/>
         </w:rPr>
+        <w:lastRenderedPageBreak/>
         <w:t>VFT_i</w:t>
       </w:r>
       <w:proofErr w:type="spellEnd"/>
@@ -7269,7 +6912,6 @@
                 <w:sz w:val="18"/>
                 <w:szCs w:val="18"/>
               </w:rPr>
-              <w:lastRenderedPageBreak/>
               <w:t>항목</w:t>
             </w:r>
           </w:p>
@@ -8197,6 +7839,7 @@
                 <w:sz w:val="18"/>
                 <w:szCs w:val="18"/>
               </w:rPr>
+              <w:lastRenderedPageBreak/>
               <w:t>MLFQ 모드</w:t>
             </w:r>
           </w:p>
@@ -9357,16 +9000,7 @@
           <w:sz w:val="20"/>
           <w:szCs w:val="20"/>
         </w:rPr>
-        <w:t xml:space="preserve">낮게 </w:t>
-      </w:r>
-      <w:r>
-        <w:rPr>
-          <w:rFonts w:hint="eastAsia"/>
-          <w:sz w:val="20"/>
-          <w:szCs w:val="20"/>
-        </w:rPr>
-        <w:lastRenderedPageBreak/>
-        <w:t xml:space="preserve">나왔는데, </w:t>
+        <w:t xml:space="preserve">낮게 나왔는데, </w:t>
       </w:r>
       <w:r>
         <w:rPr>
@@ -9569,6 +9203,7 @@
           <w:sz w:val="20"/>
           <w:szCs w:val="20"/>
         </w:rPr>
+        <w:lastRenderedPageBreak/>
         <w:t>추가 실험에서는 선점형 MLFQ의 효과를 명확히 보여주기 위해, 지표를 응답시간(요청 도착부터 처리 완료까지의 시간)</w:t>
       </w:r>
       <w:proofErr w:type="spellStart"/>
@@ -10382,7 +10017,6 @@
           <w:b/>
           <w:bCs/>
         </w:rPr>
-        <w:lastRenderedPageBreak/>
         <w:t>표 10. 남은 일정</w:t>
       </w:r>
     </w:p>
@@ -10882,7 +10516,15 @@
           <w:sz w:val="20"/>
           <w:szCs w:val="20"/>
         </w:rPr>
-        <w:t xml:space="preserve"> 활용하여 실제 LLM을 호출하는 환경에서 FCFS, Priority, WFQ 세 알고리즘의 성능을 비교한다. 실서버에서는 추론 중단이 불가능하므로 비선점형으로만 운영되며, 비선점형 MLFQ는 5.2절에서 확인한 대로 FCFS와 동일한 결과가 예상되므로 </w:t>
+        <w:t xml:space="preserve"> 활용하여 실제 LLM을 호출하는 환경에서 FCFS, Priority, WFQ 세 알고리즘의 성능을 비교한다. 실서버에서는 추론 중단이 불가능하므로 비선점형으로만 운영되며, 비선점형 MLFQ는 5.2절에서 </w:t>
+      </w:r>
+      <w:r>
+        <w:rPr>
+          <w:sz w:val="20"/>
+          <w:szCs w:val="20"/>
+        </w:rPr>
+        <w:lastRenderedPageBreak/>
+        <w:t xml:space="preserve">확인한 대로 FCFS와 동일한 결과가 예상되므로 </w:t>
       </w:r>
       <w:proofErr w:type="spellStart"/>
       <w:r>
@@ -11201,7 +10843,6 @@
           <w:sz w:val="20"/>
           <w:szCs w:val="20"/>
         </w:rPr>
-        <w:lastRenderedPageBreak/>
         <w:t>[6] Wikipedia, "Fairness measure — Jain's fairness index." [온라인] Available: https://en.wikipedia.org/wiki/Fairness_measure (접속: 2026-04-09)</w:t>
       </w:r>
     </w:p>

--- a/05-midterm-report/final/260410 1000 midterm-report.docx
+++ b/05-midterm-report/final/260410 1000 midterm-report.docx
@@ -928,55 +928,14 @@
           <w:sz w:val="20"/>
           <w:szCs w:val="20"/>
         </w:rPr>
-        <w:t xml:space="preserve">는 여러 개의 대기열을 두고, 작업의 특성에 따라 우선순위를 자동으로 조정하는 알고리즘이다. 새 작업은 가장 높은 우선순위 큐에 들어가고, 타임 </w:t>
-      </w:r>
-      <w:proofErr w:type="spellStart"/>
-      <w:r>
-        <w:rPr>
-          <w:sz w:val="20"/>
-          <w:szCs w:val="20"/>
-        </w:rPr>
-        <w:t>퀀텀</w:t>
-      </w:r>
-      <w:proofErr w:type="spellEnd"/>
-      <w:r>
-        <w:rPr>
-          <w:sz w:val="20"/>
-          <w:szCs w:val="20"/>
-        </w:rPr>
-        <w:t xml:space="preserve">(Time Quantum)이라 불리는 시간 할당량 안에 끝나지 않으면 한 단계 낮은 큐로 내려간다. 타임 </w:t>
-      </w:r>
-      <w:proofErr w:type="spellStart"/>
-      <w:r>
-        <w:rPr>
-          <w:sz w:val="20"/>
-          <w:szCs w:val="20"/>
-        </w:rPr>
-        <w:t>퀀텀이란</w:t>
-      </w:r>
-      <w:proofErr w:type="spellEnd"/>
-      <w:r>
-        <w:rPr>
-          <w:sz w:val="20"/>
-          <w:szCs w:val="20"/>
-        </w:rPr>
-        <w:t xml:space="preserve"> "한 번에 쓸 수 있는 최대 시간"</w:t>
-      </w:r>
-      <w:proofErr w:type="spellStart"/>
-      <w:r>
-        <w:rPr>
-          <w:sz w:val="20"/>
-          <w:szCs w:val="20"/>
-        </w:rPr>
-        <w:t>으로</w:t>
-      </w:r>
-      <w:proofErr w:type="spellEnd"/>
-      <w:r>
-        <w:rPr>
-          <w:sz w:val="20"/>
-          <w:szCs w:val="20"/>
-        </w:rPr>
-        <w:t>, 이 시간을 넘기면 차례가 다음 사람에게 넘어가는 것이다. 이렇게 하면 짧은 작업은 빠르게 처리되고, 긴 작업은 천천히 처리되는 효과가 있다. 현대 운영체제에서 가장 널리 쓰이는 스케줄링 방식 중 하나이다 [3].</w:t>
+        <w:t xml:space="preserve">는 </w:t>
+      </w:r>
+      <w:r>
+        <w:rPr>
+          <w:sz w:val="20"/>
+          <w:szCs w:val="20"/>
+        </w:rPr>
+        <w:t>여러 개의 대기열을 두고, 작업의 특성에 따라 우선순위를 자동으로 조정하는 알고리즘이다. 새 작업은 가장 높은 우선순위 큐에 들어가고, 시간 할당량 안에 끝나지 않으면 한 단계 낮은 큐로 내려간다. 짧은 작업은 빠르게, 긴 작업은 천천히 처리되는 효과가 있다 [3].</w:t>
       </w:r>
     </w:p>
     <w:p>
@@ -1004,23 +963,14 @@
           <w:sz w:val="20"/>
           <w:szCs w:val="20"/>
         </w:rPr>
-        <w:t>는 네트워크 분야에서 사용되는 공정한 자원 배분 알고리즘이다. 각 사용자(흐름)</w:t>
-      </w:r>
-      <w:proofErr w:type="spellStart"/>
-      <w:r>
-        <w:rPr>
-          <w:sz w:val="20"/>
-          <w:szCs w:val="20"/>
-        </w:rPr>
-        <w:t>에</w:t>
-      </w:r>
-      <w:proofErr w:type="spellEnd"/>
-      <w:r>
-        <w:rPr>
-          <w:sz w:val="20"/>
-          <w:szCs w:val="20"/>
-        </w:rPr>
-        <w:t xml:space="preserve"> 가중치를 부여하고, 가중치가 클수록 더 많은 자원을 받도록 설계되어 있다. 각 요청에 대해 가상 완료 시각(Virtual Finish Time)이라는 값을 계산하여, 이 값이 가장 작은 요청을 먼저 처리한다. 가중치가 큰 사용자의 요청은 이 값이 작아져서 더 자주 선택된다.</w:t>
+        <w:t xml:space="preserve">는 </w:t>
+      </w:r>
+      <w:r>
+        <w:rPr>
+          <w:sz w:val="20"/>
+          <w:szCs w:val="20"/>
+        </w:rPr>
+        <w:t>네트워크 분야에서 사용되는 공정한 자원 배분 알고리즘이다. 각 사용자에 가중치를 부여하고, 가중치가 클수록 더 많은 자원을 받도록 설계되어 있다. 구체적인 동작 방식은 4.3절에서 설명한다.</w:t>
       </w:r>
     </w:p>
     <w:p>
@@ -1030,28 +980,6 @@
       </w:pPr>
       <w:r>
         <w:t>2.2 LLM 서빙 시스템</w:t>
-      </w:r>
-    </w:p>
-    <w:p>
-      <w:pPr>
-        <w:adjustRightInd w:val="0"/>
-        <w:spacing w:after="120" w:line="240" w:lineRule="atLeast"/>
-        <w:ind w:firstLineChars="100" w:firstLine="220"/>
-        <w:jc w:val="both"/>
-        <w:rPr>
-          <w:sz w:val="20"/>
-          <w:szCs w:val="20"/>
-        </w:rPr>
-      </w:pPr>
-      <w:r>
-        <w:t>LLM 서빙이란 학습이 완료된 LLM</w:t>
-      </w:r>
-      <w:r>
-        <w:rPr>
-          <w:sz w:val="20"/>
-          <w:szCs w:val="20"/>
-        </w:rPr>
-        <w:t>을 사용자에게 제공하는 것을 뜻한다. 이 분야에서 널리 사용되는 오픈소스 도구를 조사해보았다.</w:t>
       </w:r>
     </w:p>
     <w:p>
@@ -1065,11 +993,16 @@
           <w:szCs w:val="20"/>
         </w:rPr>
       </w:pPr>
+      <w:r>
+        <w:rPr>
+          <w:sz w:val="20"/>
+          <w:szCs w:val="20"/>
+        </w:rPr>
+        <w:t xml:space="preserve">LLM 서빙이란 학습이 완료된 LLM을 사용자에게 제공하는 것을 뜻한다. 대표적인 오픈소스 도구로 </w:t>
+      </w:r>
       <w:proofErr w:type="spellStart"/>
       <w:r>
         <w:rPr>
-          <w:b/>
-          <w:bCs/>
           <w:sz w:val="20"/>
           <w:szCs w:val="20"/>
         </w:rPr>
@@ -1081,7 +1014,7 @@
           <w:sz w:val="20"/>
           <w:szCs w:val="20"/>
         </w:rPr>
-        <w:t xml:space="preserve">은 UC Berkeley에서 개발한 LLM 서빙 도구로, </w:t>
+        <w:t xml:space="preserve"> [4]과 Hugging Face TGI [5]가 있다. </w:t>
       </w:r>
       <w:proofErr w:type="spellStart"/>
       <w:r>
@@ -1089,6 +1022,22 @@
           <w:sz w:val="20"/>
           <w:szCs w:val="20"/>
         </w:rPr>
+        <w:t>vLLM</w:t>
+      </w:r>
+      <w:proofErr w:type="spellEnd"/>
+      <w:r>
+        <w:rPr>
+          <w:sz w:val="20"/>
+          <w:szCs w:val="20"/>
+        </w:rPr>
+        <w:t xml:space="preserve">은 </w:t>
+      </w:r>
+      <w:proofErr w:type="spellStart"/>
+      <w:r>
+        <w:rPr>
+          <w:sz w:val="20"/>
+          <w:szCs w:val="20"/>
+        </w:rPr>
         <w:t>PagedAttention</w:t>
       </w:r>
       <w:proofErr w:type="spellEnd"/>
@@ -1097,7 +1046,16 @@
           <w:sz w:val="20"/>
           <w:szCs w:val="20"/>
         </w:rPr>
-        <w:t>이라는 메모리 관리 기법으로 높은 처리 성능을 보여준다 [4]. 다만 공식 문서를 조사한 결과, 요청 스케줄링은 선착순 방식에 가까우며, 사용자 간 공정성을 보장하는 별도의 기능은 확인하지 못하였다.</w:t>
+        <w:t xml:space="preserve"> 기반의 높은 처리 성능을, TGI는 배치 처리(Continuous Batching) 기능을 제공하지만, 두 도구 모두 다중 사용자 환경에서의 요청 우선순위 관리나 공정성 보장 기능은 공식 문서에서 확인하지 못하였다. 본 프로젝트는 이 부분에 스케줄링 이론을 적용해보려고 한다.</w:t>
+      </w:r>
+    </w:p>
+    <w:p>
+      <w:pPr>
+        <w:pStyle w:val="2"/>
+        <w:ind w:firstLine="240"/>
+      </w:pPr>
+      <w:r>
+        <w:t>2.3 공정성 측정</w:t>
       </w:r>
     </w:p>
     <w:p>
@@ -1113,19 +1071,39 @@
       </w:pPr>
       <w:r>
         <w:rPr>
-          <w:b/>
-          <w:bCs/>
-          <w:sz w:val="20"/>
-          <w:szCs w:val="20"/>
-        </w:rPr>
-        <w:t>Hugging Face TGI(Text Generation Inference)</w:t>
-      </w:r>
-      <w:r>
-        <w:rPr>
-          <w:sz w:val="20"/>
-          <w:szCs w:val="20"/>
-        </w:rPr>
-        <w:t>는 다양한 LLM을 쉽게 배포할 수 있도록 도와주는 오픈소스 도구이다 [5]. 여러 요청을 한꺼번에 묶어서 처리하는 배치 처리(Continuous Batching) 기능을 지원하지만, 다중 사용자 환경에서의 요청 우선순위 관리나 공정성 보장 기능은 공식 문서에서 찾아볼 수 없었다.</w:t>
+          <w:sz w:val="20"/>
+          <w:szCs w:val="20"/>
+        </w:rPr>
+        <w:t>여러 사용자가 자원을 공유하는 시스템에서, 자원이 얼마나 고르게 나뉘었는지를 측정하는 지표로 Jain's Fairness Index(JFI)가 있다 [6]. JFI는 자원이 얼마나 공정하게 배분되었는지를 0에서 1 사이 점수 하나로 나타내는 지표이다. 1에 가까울수록 공평하게 나뉜 것이고, 특정 사용자만 자원을 많이 받으면 0에 가까워진다.</w:t>
+      </w:r>
+    </w:p>
+    <w:p>
+      <w:pPr>
+        <w:spacing w:after="120" w:line="360" w:lineRule="auto"/>
+        <w:ind w:firstLine="220"/>
+      </w:pPr>
+      <w:r>
+        <w:rPr>
+          <w:i/>
+          <w:iCs/>
+        </w:rPr>
+        <w:t xml:space="preserve">JFI = (x₁ + x₂ + ... + </w:t>
+      </w:r>
+      <w:proofErr w:type="gramStart"/>
+      <w:r>
+        <w:rPr>
+          <w:i/>
+          <w:iCs/>
+        </w:rPr>
+        <w:t>xₙ)²</w:t>
+      </w:r>
+      <w:proofErr w:type="gramEnd"/>
+      <w:r>
+        <w:rPr>
+          <w:i/>
+          <w:iCs/>
+        </w:rPr>
+        <w:t xml:space="preserve"> / (n × (x₁² + x₂² + ... + xₙ²))</w:t>
       </w:r>
     </w:p>
     <w:p>
@@ -1144,148 +1122,79 @@
           <w:sz w:val="20"/>
           <w:szCs w:val="20"/>
         </w:rPr>
-        <w:t>조사한 도구들은 주로 응답 속도를 높이는 데 집중하고 있었으며, 다중 사용자 환경에서의 요청 스케줄링이나 사용자 간 공정성 문제는 아직 많이 다루어지지 않은 것으로 보인다. 본 프로젝트는 이 부분에 스케줄링 이론을 적용해보려고 한다.</w:t>
-      </w:r>
-    </w:p>
-    <w:p>
-      <w:pPr>
-        <w:pStyle w:val="2"/>
-        <w:ind w:firstLine="240"/>
-      </w:pPr>
-      <w:r>
+        <w:t xml:space="preserve">여기서 xᵢ는 사용자 </w:t>
+      </w:r>
+      <w:proofErr w:type="spellStart"/>
+      <w:r>
+        <w:rPr>
+          <w:sz w:val="20"/>
+          <w:szCs w:val="20"/>
+        </w:rPr>
+        <w:t>i</w:t>
+      </w:r>
+      <w:proofErr w:type="spellEnd"/>
+      <w:r>
+        <w:rPr>
+          <w:sz w:val="20"/>
+          <w:szCs w:val="20"/>
+        </w:rPr>
+        <w:t xml:space="preserve">가 </w:t>
+      </w:r>
+      <w:proofErr w:type="spellStart"/>
+      <w:r>
+        <w:rPr>
+          <w:sz w:val="20"/>
+          <w:szCs w:val="20"/>
+        </w:rPr>
+        <w:t>할당받은</w:t>
+      </w:r>
+      <w:proofErr w:type="spellEnd"/>
+      <w:r>
+        <w:rPr>
+          <w:sz w:val="20"/>
+          <w:szCs w:val="20"/>
+        </w:rPr>
+        <w:t xml:space="preserve"> </w:t>
+      </w:r>
+      <w:proofErr w:type="spellStart"/>
+      <w:r>
+        <w:rPr>
+          <w:sz w:val="20"/>
+          <w:szCs w:val="20"/>
+        </w:rPr>
+        <w:t>자원량</w:t>
+      </w:r>
+      <w:proofErr w:type="spellEnd"/>
+      <w:r>
+        <w:rPr>
+          <w:sz w:val="20"/>
+          <w:szCs w:val="20"/>
+        </w:rPr>
+        <w:t>, n은 사용자 수이다. 모든 사용자가 동일하게 자원을 받으면 JFI = 1이고, 한 명이 독점하면 JFI = 1/n</w:t>
+      </w:r>
+      <w:proofErr w:type="spellStart"/>
+      <w:r>
+        <w:rPr>
+          <w:sz w:val="20"/>
+          <w:szCs w:val="20"/>
+        </w:rPr>
+        <w:t>에</w:t>
+      </w:r>
+      <w:proofErr w:type="spellEnd"/>
+      <w:r>
+        <w:rPr>
+          <w:sz w:val="20"/>
+          <w:szCs w:val="20"/>
+        </w:rPr>
+        <w:t xml:space="preserve"> 가까워진다. 네트워크 대역폭 배분, CPU 스케줄링 등 </w:t>
+      </w:r>
+      <w:r>
+        <w:rPr>
+          <w:sz w:val="20"/>
+          <w:szCs w:val="20"/>
+        </w:rPr>
         <w:lastRenderedPageBreak/>
-        <w:t>2.3 공정성 측정</w:t>
-      </w:r>
-    </w:p>
-    <w:p>
-      <w:pPr>
-        <w:adjustRightInd w:val="0"/>
-        <w:spacing w:after="120" w:line="240" w:lineRule="atLeast"/>
-        <w:ind w:firstLineChars="100" w:firstLine="200"/>
-        <w:jc w:val="both"/>
-        <w:rPr>
-          <w:sz w:val="20"/>
-          <w:szCs w:val="20"/>
-        </w:rPr>
-      </w:pPr>
-      <w:r>
-        <w:rPr>
-          <w:sz w:val="20"/>
-          <w:szCs w:val="20"/>
-        </w:rPr>
-        <w:t>여러 사용자가 자원을 공유하는 시스템에서, 자원이 얼마나 고르게 나뉘었는지를 측정하는 지표로 Jain's Fairness Index(JFI)가 있다 [6]. JFI는 자원이 얼마나 공정하게 배분되었는지를 0에서 1 사이 점수 하나로 나타내는 지표이다. 1에 가까울수록 공평하게 나뉜 것이고, 특정 사용자만 자원을 많이 받으면 0에 가까워진다.</w:t>
-      </w:r>
-    </w:p>
-    <w:p>
-      <w:pPr>
-        <w:spacing w:after="120" w:line="360" w:lineRule="auto"/>
-        <w:ind w:firstLine="220"/>
-      </w:pPr>
-      <w:r>
-        <w:rPr>
-          <w:i/>
-          <w:iCs/>
-        </w:rPr>
-        <w:t xml:space="preserve">JFI = (x₁ + x₂ + ... + </w:t>
-      </w:r>
-      <w:proofErr w:type="gramStart"/>
-      <w:r>
-        <w:rPr>
-          <w:i/>
-          <w:iCs/>
-        </w:rPr>
-        <w:t>xₙ)²</w:t>
-      </w:r>
-      <w:proofErr w:type="gramEnd"/>
-      <w:r>
-        <w:rPr>
-          <w:i/>
-          <w:iCs/>
-        </w:rPr>
-        <w:t xml:space="preserve"> / (n × (x₁² + x₂² + ... + xₙ²))</w:t>
-      </w:r>
-    </w:p>
-    <w:p>
-      <w:pPr>
-        <w:adjustRightInd w:val="0"/>
-        <w:spacing w:after="120" w:line="240" w:lineRule="atLeast"/>
-        <w:ind w:firstLineChars="100" w:firstLine="200"/>
-        <w:jc w:val="both"/>
-        <w:rPr>
-          <w:sz w:val="20"/>
-          <w:szCs w:val="20"/>
-        </w:rPr>
-      </w:pPr>
-      <w:r>
-        <w:rPr>
-          <w:sz w:val="20"/>
-          <w:szCs w:val="20"/>
-        </w:rPr>
-        <w:t xml:space="preserve">여기서 xᵢ는 사용자 </w:t>
-      </w:r>
-      <w:proofErr w:type="spellStart"/>
-      <w:r>
-        <w:rPr>
-          <w:sz w:val="20"/>
-          <w:szCs w:val="20"/>
-        </w:rPr>
-        <w:t>i</w:t>
-      </w:r>
-      <w:proofErr w:type="spellEnd"/>
-      <w:r>
-        <w:rPr>
-          <w:sz w:val="20"/>
-          <w:szCs w:val="20"/>
-        </w:rPr>
-        <w:t xml:space="preserve">가 </w:t>
-      </w:r>
-      <w:proofErr w:type="spellStart"/>
-      <w:r>
-        <w:rPr>
-          <w:sz w:val="20"/>
-          <w:szCs w:val="20"/>
-        </w:rPr>
-        <w:t>할당받은</w:t>
-      </w:r>
-      <w:proofErr w:type="spellEnd"/>
-      <w:r>
-        <w:rPr>
-          <w:sz w:val="20"/>
-          <w:szCs w:val="20"/>
-        </w:rPr>
-        <w:t xml:space="preserve"> </w:t>
-      </w:r>
-      <w:proofErr w:type="spellStart"/>
-      <w:r>
-        <w:rPr>
-          <w:sz w:val="20"/>
-          <w:szCs w:val="20"/>
-        </w:rPr>
-        <w:t>자원량</w:t>
-      </w:r>
-      <w:proofErr w:type="spellEnd"/>
-      <w:r>
-        <w:rPr>
-          <w:sz w:val="20"/>
-          <w:szCs w:val="20"/>
-        </w:rPr>
-        <w:t>, n은 사용자 수이다. 모든 사용자가 동일하게 자원을 받으면 JFI = 1이고, 한 명이 독점하면 JFI = 1/n</w:t>
-      </w:r>
-      <w:proofErr w:type="spellStart"/>
-      <w:r>
-        <w:rPr>
-          <w:sz w:val="20"/>
-          <w:szCs w:val="20"/>
-        </w:rPr>
-        <w:t>에</w:t>
-      </w:r>
-      <w:proofErr w:type="spellEnd"/>
-      <w:r>
-        <w:rPr>
-          <w:sz w:val="20"/>
-          <w:szCs w:val="20"/>
-        </w:rPr>
-        <w:t xml:space="preserve"> 가까워진다. 네트워크 대역폭 배분, CPU 스케줄링 등 다양한 자원 공유 문제에서 사용되며, 본 프로젝트에서도 이 지표를 활용하여 스케줄링 알고리즘의 공정성을 비교하였다.</w:t>
+        <w:t>다양한 자원 공유 문제에서 사용되며, 본 프로젝트에서도 이 지표를 활용하여 스케줄링 알고리즘의 공정성을 비교하였다.</w:t>
       </w:r>
       <w:r>
         <w:rPr>
@@ -2105,7 +2014,6 @@
         <w:rPr>
           <w:noProof/>
         </w:rPr>
-        <w:lastRenderedPageBreak/>
         <w:drawing>
           <wp:inline distT="0" distB="0" distL="0" distR="0" wp14:anchorId="01E35820" wp14:editId="09B86E43">
             <wp:extent cx="5400675" cy="1838325"/>
@@ -2229,6 +2137,7 @@
           <w:sz w:val="20"/>
           <w:szCs w:val="20"/>
         </w:rPr>
+        <w:lastRenderedPageBreak/>
         <w:t xml:space="preserve">API 계층: </w:t>
       </w:r>
       <w:r>
@@ -2787,7 +2696,6 @@
                 <w:sz w:val="18"/>
                 <w:szCs w:val="18"/>
               </w:rPr>
-              <w:lastRenderedPageBreak/>
               <w:t>등급</w:t>
             </w:r>
           </w:p>
@@ -3203,6 +3111,7 @@
           <w:sz w:val="20"/>
           <w:szCs w:val="20"/>
         </w:rPr>
+        <w:lastRenderedPageBreak/>
         <w:t xml:space="preserve">MLFQ: </w:t>
       </w:r>
       <w:r>
@@ -3540,7 +3449,6 @@
           <w:sz w:val="20"/>
           <w:szCs w:val="20"/>
         </w:rPr>
-        <w:lastRenderedPageBreak/>
         <w:t xml:space="preserve">선택된 요청을 </w:t>
       </w:r>
       <w:proofErr w:type="spellStart"/>
@@ -3976,6 +3884,7 @@
                 <w:sz w:val="18"/>
                 <w:szCs w:val="18"/>
               </w:rPr>
+              <w:lastRenderedPageBreak/>
               <w:t>언어</w:t>
             </w:r>
           </w:p>
@@ -5455,7 +5364,6 @@
           <w:sz w:val="20"/>
           <w:szCs w:val="20"/>
         </w:rPr>
-        <w:lastRenderedPageBreak/>
         <w:t xml:space="preserve">모든 스케줄러는 </w:t>
       </w:r>
       <w:proofErr w:type="spellStart"/>
@@ -5552,7 +5460,16 @@
           <w:sz w:val="20"/>
           <w:szCs w:val="20"/>
         </w:rPr>
-        <w:t xml:space="preserve"> 간격으로 요청 상태를 확인하여, 시간 할당량을 초과한 요청은 하위 큐로 이동시키고 상위 큐의 다음 요청을 먼저 처리한다. 선점 시 사용 시간은 0으로 </w:t>
+        <w:t xml:space="preserve"> 간격으로 요청 상태를 확인하여, 시간 할당량을 초과한 요청은 하위 큐로 이동시키고 상위 큐의 다음 </w:t>
+      </w:r>
+      <w:r>
+        <w:rPr>
+          <w:rFonts w:hint="eastAsia"/>
+          <w:sz w:val="20"/>
+          <w:szCs w:val="20"/>
+        </w:rPr>
+        <w:lastRenderedPageBreak/>
+        <w:t xml:space="preserve">요청을 먼저 처리한다. 선점 시 사용 시간은 0으로 </w:t>
       </w:r>
       <w:proofErr w:type="spellStart"/>
       <w:r>
@@ -6646,7 +6563,6 @@
           <w:sz w:val="20"/>
           <w:szCs w:val="20"/>
         </w:rPr>
-        <w:lastRenderedPageBreak/>
         <w:t>VFT_i</w:t>
       </w:r>
       <w:proofErr w:type="spellEnd"/>
@@ -6744,6 +6660,7 @@
           <w:sz w:val="20"/>
           <w:szCs w:val="20"/>
         </w:rPr>
+        <w:lastRenderedPageBreak/>
         <w:t xml:space="preserve">스케줄러: </w:t>
       </w:r>
       <w:r>
@@ -7839,7 +7756,6 @@
                 <w:sz w:val="18"/>
                 <w:szCs w:val="18"/>
               </w:rPr>
-              <w:lastRenderedPageBreak/>
               <w:t>MLFQ 모드</w:t>
             </w:r>
           </w:p>
@@ -8268,6 +8184,7 @@
                 <w:sz w:val="18"/>
                 <w:szCs w:val="18"/>
               </w:rPr>
+              <w:lastRenderedPageBreak/>
               <w:t>FCFS</w:t>
             </w:r>
           </w:p>
@@ -9154,6 +9071,7 @@
     </w:p>
     <w:p>
       <w:pPr>
+        <w:wordWrap w:val="0"/>
         <w:adjustRightInd w:val="0"/>
         <w:spacing w:after="120" w:line="240" w:lineRule="atLeast"/>
         <w:ind w:firstLineChars="100" w:firstLine="200"/>
@@ -9168,7 +9086,7 @@
           <w:sz w:val="20"/>
           <w:szCs w:val="20"/>
         </w:rPr>
-        <w:t xml:space="preserve">5.2절에서 비선점형 MLFQ가 FCFS와 동일한 결과를 보임에 따라, MLFQ의 이론적 효과를 검증하기 위해 5.1절에서 설명한 시뮬레이션 환경에서 선점형 실험을 추가로 수행하였다. 같은 결과가 나오는지 확인하기 위해 조건을 바꿔 여러 번 반복하였다. 추가 실험은 기본 실험에 비해 요청 수가 5배 많고, 요청당 처리 시간이 최대 10초(기본 실험 최대 100ms의 100배)로 크게 늘어났으며, 20건이 동시에 도착하는 </w:t>
+        <w:t xml:space="preserve">MLFQ의 이론적 효과를 검증하기 위해, 선점형 시뮬레이션을 추가로 수행하였다 (표 7의 추가 실험 조건). 요청 수 500건, 처리 시간 최대 10초, </w:t>
       </w:r>
       <w:proofErr w:type="spellStart"/>
       <w:r>
@@ -9184,27 +9102,7 @@
           <w:sz w:val="20"/>
           <w:szCs w:val="20"/>
         </w:rPr>
-        <w:t xml:space="preserve"> 구조여서 대기열이 빠르게 쌓이기 때문에 전체 대기시간은 크게 길어졌다.</w:t>
-      </w:r>
-    </w:p>
-    <w:p>
-      <w:pPr>
-        <w:adjustRightInd w:val="0"/>
-        <w:spacing w:after="120" w:line="240" w:lineRule="atLeast"/>
-        <w:ind w:firstLineChars="100" w:firstLine="200"/>
-        <w:jc w:val="both"/>
-        <w:rPr>
-          <w:sz w:val="20"/>
-          <w:szCs w:val="20"/>
-        </w:rPr>
-      </w:pPr>
-      <w:r>
-        <w:rPr>
-          <w:sz w:val="20"/>
-          <w:szCs w:val="20"/>
-        </w:rPr>
-        <w:lastRenderedPageBreak/>
-        <w:t>추가 실험에서는 선점형 MLFQ의 효과를 명확히 보여주기 위해, 지표를 응답시간(요청 도착부터 처리 완료까지의 시간)</w:t>
+        <w:t xml:space="preserve"> 도착 구조로 기본 실험보다 규모를 크게 늘렸으며, 5개 </w:t>
       </w:r>
       <w:proofErr w:type="spellStart"/>
       <w:r>
@@ -9212,6 +9110,22 @@
           <w:sz w:val="20"/>
           <w:szCs w:val="20"/>
         </w:rPr>
+        <w:t>시드로</w:t>
+      </w:r>
+      <w:proofErr w:type="spellEnd"/>
+      <w:r>
+        <w:rPr>
+          <w:sz w:val="20"/>
+          <w:szCs w:val="20"/>
+        </w:rPr>
+        <w:t xml:space="preserve"> 반복하였다. 선점형에서는 요청의 중단과 재개가 반복되므로, 지표를 응답시간(도착~완료)</w:t>
+      </w:r>
+      <w:proofErr w:type="spellStart"/>
+      <w:r>
+        <w:rPr>
+          <w:sz w:val="20"/>
+          <w:szCs w:val="20"/>
+        </w:rPr>
         <w:t>으로</w:t>
       </w:r>
       <w:proofErr w:type="spellEnd"/>
@@ -9220,23 +9134,7 @@
           <w:sz w:val="20"/>
           <w:szCs w:val="20"/>
         </w:rPr>
-        <w:t xml:space="preserve"> 측정하였다. 선점형에서는 요청이 중단과 재개를 반복하므로, 사용자가 체감하는 전체 소요시간인 응답시간이 더 적절한 지표이다. 추가 실험은 규모와 처리 시간이 크므로 결과를 초 단위로 표기한다(5.2절은 </w:t>
-      </w:r>
-      <w:proofErr w:type="spellStart"/>
-      <w:r>
-        <w:rPr>
-          <w:sz w:val="20"/>
-          <w:szCs w:val="20"/>
-        </w:rPr>
-        <w:t>밀리초</w:t>
-      </w:r>
-      <w:proofErr w:type="spellEnd"/>
-      <w:r>
-        <w:rPr>
-          <w:sz w:val="20"/>
-          <w:szCs w:val="20"/>
-        </w:rPr>
-        <w:t>).</w:t>
+        <w:t xml:space="preserve"> 측정하였다.</w:t>
       </w:r>
     </w:p>
     <w:p>
@@ -9960,6 +9858,7 @@
           <w:sz w:val="20"/>
           <w:szCs w:val="20"/>
         </w:rPr>
+        <w:lastRenderedPageBreak/>
         <w:t xml:space="preserve">반면, Long 유형 요청의 응답시간은 MLFQ에서 더 늘어났는데, 이는 Short 유형 요청을 먼저 처리하기 위해 Long 유형 요청이 하위 큐로 밀려나기 때문이다. 이처럼 MLFQ는 Short 유형 요청의 응답시간을 크게 개선하지만, Long 유형 요청에는 불리한 면이 있다. 다만 Rule 5의 </w:t>
       </w:r>
       <w:proofErr w:type="spellStart"/>
@@ -10516,15 +10415,7 @@
           <w:sz w:val="20"/>
           <w:szCs w:val="20"/>
         </w:rPr>
-        <w:t xml:space="preserve"> 활용하여 실제 LLM을 호출하는 환경에서 FCFS, Priority, WFQ 세 알고리즘의 성능을 비교한다. 실서버에서는 추론 중단이 불가능하므로 비선점형으로만 운영되며, 비선점형 MLFQ는 5.2절에서 </w:t>
-      </w:r>
-      <w:r>
-        <w:rPr>
-          <w:sz w:val="20"/>
-          <w:szCs w:val="20"/>
-        </w:rPr>
-        <w:lastRenderedPageBreak/>
-        <w:t xml:space="preserve">확인한 대로 FCFS와 동일한 결과가 예상되므로 </w:t>
+        <w:t xml:space="preserve"> 활용하여 실제 LLM을 호출하는 환경에서 FCFS, Priority, WFQ 세 알고리즘의 성능을 비교한다. 실서버에서는 추론 중단이 불가능하므로 비선점형으로만 운영되며, 비선점형 MLFQ는 5.2절에서 확인한 대로 FCFS와 동일한 결과가 예상되므로 </w:t>
       </w:r>
       <w:proofErr w:type="spellStart"/>
       <w:r>
@@ -10735,6 +10626,7 @@
           <w:sz w:val="20"/>
           <w:szCs w:val="20"/>
         </w:rPr>
+        <w:lastRenderedPageBreak/>
         <w:t>[2] Anthropic, "Rate limits," Anthropic API Documentation. [온라인] Available: https://docs.anthropic.com/en/api/rate-limits (접속: 2026-03-14)</w:t>
       </w:r>
     </w:p>

--- a/05-midterm-report/final/260410 1000 midterm-report.docx
+++ b/05-midterm-report/final/260410 1000 midterm-report.docx
@@ -3074,7 +3074,7 @@
           <w:sz w:val="20"/>
           <w:szCs w:val="20"/>
         </w:rPr>
-        <w:t xml:space="preserve"> 따라 긴급한 요청을 먼저 처리한다. 제안서에서는 사용자 등급을 우선순위로 사용하도록 계획하였으나, 요청별 긴급도를 기준으로 변경하여 우선순위 스케줄링의 본래 목적을 더 명확히 보여줄 수 있도록 하였다. 오래 기다린 요청의 우선순위를 높여주는 </w:t>
+        <w:t xml:space="preserve"> 따라 긴급한 요청을 먼저 처리한다. 오래 기다린 요청의 우선순위를 높여주는 </w:t>
       </w:r>
       <w:proofErr w:type="spellStart"/>
       <w:r>
@@ -3135,39 +3135,7 @@
           <w:sz w:val="20"/>
           <w:szCs w:val="20"/>
         </w:rPr>
-        <w:t xml:space="preserve"> 두고, 큐별로 다른 시간 할당량을 적용한다. 새 요청은 Q0에 들어가고, 시간 할당량을 초과하면 하위 큐로 내려간다. 제안서에서는 사용자의 최근 평균 추론 시간을 기준으로 큐를 </w:t>
-      </w:r>
-      <w:proofErr w:type="spellStart"/>
-      <w:r>
-        <w:rPr>
-          <w:sz w:val="20"/>
-          <w:szCs w:val="20"/>
-        </w:rPr>
-        <w:t>재배정하는</w:t>
-      </w:r>
-      <w:proofErr w:type="spellEnd"/>
-      <w:r>
-        <w:rPr>
-          <w:sz w:val="20"/>
-          <w:szCs w:val="20"/>
-        </w:rPr>
-        <w:t xml:space="preserve"> 비선점형 방식을 계획하였으나, 구현 과정에서 OSTEP [3]의 표준 MLFQ 규칙을 따르는 것이 알고리즘의 특성을 더 명확하게 비교할 수 있다고 판단하여 변경하였다. 하위 큐에 오래 머무는 요청의 기아를 방지하기 위해, 5초마다 모든 요청을 최상위 큐로 올려주도록 하였다(</w:t>
-      </w:r>
-      <w:proofErr w:type="spellStart"/>
-      <w:r>
-        <w:rPr>
-          <w:sz w:val="20"/>
-          <w:szCs w:val="20"/>
-        </w:rPr>
-        <w:t>에이징과</w:t>
-      </w:r>
-      <w:proofErr w:type="spellEnd"/>
-      <w:r>
-        <w:rPr>
-          <w:sz w:val="20"/>
-          <w:szCs w:val="20"/>
-        </w:rPr>
-        <w:t xml:space="preserve"> 같은 주기).</w:t>
+        <w:t xml:space="preserve"> 두고, 큐별로 다른 시간 할당량을 적용한다. OSTEP [3]의 표준 MLFQ 규칙을 따르며, 기아 방지를 위해 5초마다 모든 요청을 최상위 큐로 올려준다.</w:t>
       </w:r>
     </w:p>
     <w:p>
@@ -3195,7 +3163,7 @@
           <w:sz w:val="20"/>
           <w:szCs w:val="20"/>
         </w:rPr>
-        <w:t>사용자 등급(Enterprise, Premium, Standard, Free)</w:t>
+        <w:t>사용자 등급(</w:t>
       </w:r>
       <w:proofErr w:type="spellStart"/>
       <w:r>
@@ -3203,6 +3171,22 @@
           <w:sz w:val="20"/>
           <w:szCs w:val="20"/>
         </w:rPr>
+        <w:t>Enterprise~Free</w:t>
+      </w:r>
+      <w:proofErr w:type="spellEnd"/>
+      <w:r>
+        <w:rPr>
+          <w:sz w:val="20"/>
+          <w:szCs w:val="20"/>
+        </w:rPr>
+        <w:t>)</w:t>
+      </w:r>
+      <w:proofErr w:type="spellStart"/>
+      <w:r>
+        <w:rPr>
+          <w:sz w:val="20"/>
+          <w:szCs w:val="20"/>
+        </w:rPr>
         <w:t>에</w:t>
       </w:r>
       <w:proofErr w:type="spellEnd"/>
@@ -3227,7 +3211,14 @@
           <w:sz w:val="20"/>
           <w:szCs w:val="20"/>
         </w:rPr>
-        <w:t xml:space="preserve"> 부여하고, 가중치를 반영한 가상 완료 시각을 계산하여 서비스를 차등 제공한다. WFQ에서는 가중치의 절대값이 아닌 상대적 비율이 스케줄링을 결정하며, 가중치는 설정으로 변경할 수 있다.</w:t>
+        <w:t xml:space="preserve"> 부여하고, 가중치를 반영한 가상 완료 시각을 계산하여 서비스를 차등 제공한다</w:t>
+      </w:r>
+      <w:r>
+        <w:rPr>
+          <w:sz w:val="20"/>
+          <w:szCs w:val="20"/>
+        </w:rPr>
+        <w:t>.</w:t>
       </w:r>
     </w:p>
     <w:p>
@@ -3884,7 +3875,6 @@
                 <w:sz w:val="18"/>
                 <w:szCs w:val="18"/>
               </w:rPr>
-              <w:lastRenderedPageBreak/>
               <w:t>언어</w:t>
             </w:r>
           </w:p>
@@ -4254,1099 +4244,13 @@
       <w:pPr>
         <w:pStyle w:val="2"/>
         <w:ind w:firstLine="240"/>
+        <w:rPr>
+          <w:rFonts w:hint="eastAsia"/>
+        </w:rPr>
       </w:pPr>
       <w:r>
         <w:t>4.2 코드 구조</w:t>
       </w:r>
-    </w:p>
-    <w:p>
-      <w:pPr>
-        <w:spacing w:after="120" w:line="360" w:lineRule="auto"/>
-        <w:ind w:firstLine="220"/>
-      </w:pPr>
-      <w:r>
-        <w:rPr>
-          <w:b/>
-          <w:bCs/>
-        </w:rPr>
-        <w:t>표 4. 소스 코드 구조 (</w:t>
-      </w:r>
-      <w:proofErr w:type="spellStart"/>
-      <w:r>
-        <w:rPr>
-          <w:b/>
-          <w:bCs/>
-        </w:rPr>
-        <w:t>src</w:t>
-      </w:r>
-      <w:proofErr w:type="spellEnd"/>
-      <w:r>
-        <w:rPr>
-          <w:b/>
-          <w:bCs/>
-        </w:rPr>
-        <w:t>-simple/, 주요 파일만 표시)</w:t>
-      </w:r>
-    </w:p>
-    <w:tbl>
-      <w:tblPr>
-        <w:tblW w:w="100" w:type="auto"/>
-        <w:tblBorders>
-          <w:top w:val="single" w:sz="4" w:space="0" w:color="auto"/>
-          <w:left w:val="single" w:sz="4" w:space="0" w:color="auto"/>
-          <w:bottom w:val="single" w:sz="4" w:space="0" w:color="auto"/>
-          <w:right w:val="single" w:sz="4" w:space="0" w:color="auto"/>
-          <w:insideH w:val="single" w:sz="4" w:space="0" w:color="auto"/>
-          <w:insideV w:val="single" w:sz="4" w:space="0" w:color="auto"/>
-        </w:tblBorders>
-        <w:tblCellMar>
-          <w:left w:w="10" w:type="dxa"/>
-          <w:right w:w="10" w:type="dxa"/>
-        </w:tblCellMar>
-        <w:tblLook w:val="0000" w:firstRow="0" w:lastRow="0" w:firstColumn="0" w:lastColumn="0" w:noHBand="0" w:noVBand="0"/>
-      </w:tblPr>
-      <w:tblGrid>
-        <w:gridCol w:w="2000"/>
-        <w:gridCol w:w="3200"/>
-        <w:gridCol w:w="3800"/>
-      </w:tblGrid>
-      <w:tr>
-        <w:tc>
-          <w:tcPr>
-            <w:tcW w:w="2000" w:type="dxa"/>
-            <w:tcBorders>
-              <w:top w:val="single" w:sz="1" w:space="0" w:color="AAAAAA"/>
-              <w:left w:val="single" w:sz="1" w:space="0" w:color="AAAAAA"/>
-              <w:bottom w:val="single" w:sz="1" w:space="0" w:color="AAAAAA"/>
-              <w:right w:val="single" w:sz="1" w:space="0" w:color="AAAAAA"/>
-            </w:tcBorders>
-            <w:shd w:val="clear" w:color="auto" w:fill="D9E2F3"/>
-            <w:vAlign w:val="center"/>
-          </w:tcPr>
-          <w:p>
-            <w:pPr>
-              <w:spacing w:before="40" w:after="40"/>
-              <w:ind w:firstLine="200"/>
-              <w:jc w:val="center"/>
-              <w:rPr>
-                <w:sz w:val="18"/>
-                <w:szCs w:val="18"/>
-              </w:rPr>
-            </w:pPr>
-            <w:r>
-              <w:rPr>
-                <w:b/>
-                <w:bCs/>
-                <w:sz w:val="18"/>
-                <w:szCs w:val="18"/>
-              </w:rPr>
-              <w:t>디렉토리</w:t>
-            </w:r>
-          </w:p>
-        </w:tc>
-        <w:tc>
-          <w:tcPr>
-            <w:tcW w:w="3200" w:type="dxa"/>
-            <w:tcBorders>
-              <w:top w:val="single" w:sz="1" w:space="0" w:color="AAAAAA"/>
-              <w:left w:val="single" w:sz="1" w:space="0" w:color="AAAAAA"/>
-              <w:bottom w:val="single" w:sz="1" w:space="0" w:color="AAAAAA"/>
-              <w:right w:val="single" w:sz="1" w:space="0" w:color="AAAAAA"/>
-            </w:tcBorders>
-            <w:shd w:val="clear" w:color="auto" w:fill="D9E2F3"/>
-            <w:vAlign w:val="center"/>
-          </w:tcPr>
-          <w:p>
-            <w:pPr>
-              <w:spacing w:before="40" w:after="40"/>
-              <w:ind w:firstLine="200"/>
-              <w:jc w:val="center"/>
-              <w:rPr>
-                <w:sz w:val="18"/>
-                <w:szCs w:val="18"/>
-              </w:rPr>
-            </w:pPr>
-            <w:r>
-              <w:rPr>
-                <w:b/>
-                <w:bCs/>
-                <w:sz w:val="18"/>
-                <w:szCs w:val="18"/>
-              </w:rPr>
-              <w:t>파일</w:t>
-            </w:r>
-          </w:p>
-        </w:tc>
-        <w:tc>
-          <w:tcPr>
-            <w:tcW w:w="3800" w:type="dxa"/>
-            <w:tcBorders>
-              <w:top w:val="single" w:sz="1" w:space="0" w:color="AAAAAA"/>
-              <w:left w:val="single" w:sz="1" w:space="0" w:color="AAAAAA"/>
-              <w:bottom w:val="single" w:sz="1" w:space="0" w:color="AAAAAA"/>
-              <w:right w:val="single" w:sz="1" w:space="0" w:color="AAAAAA"/>
-            </w:tcBorders>
-            <w:shd w:val="clear" w:color="auto" w:fill="D9E2F3"/>
-            <w:vAlign w:val="center"/>
-          </w:tcPr>
-          <w:p>
-            <w:pPr>
-              <w:spacing w:before="40" w:after="40"/>
-              <w:ind w:firstLine="200"/>
-              <w:jc w:val="center"/>
-              <w:rPr>
-                <w:sz w:val="18"/>
-                <w:szCs w:val="18"/>
-              </w:rPr>
-            </w:pPr>
-            <w:r>
-              <w:rPr>
-                <w:b/>
-                <w:bCs/>
-                <w:sz w:val="18"/>
-                <w:szCs w:val="18"/>
-              </w:rPr>
-              <w:t>설명</w:t>
-            </w:r>
-          </w:p>
-        </w:tc>
-      </w:tr>
-      <w:tr>
-        <w:tc>
-          <w:tcPr>
-            <w:tcW w:w="2000" w:type="dxa"/>
-            <w:tcBorders>
-              <w:top w:val="single" w:sz="1" w:space="0" w:color="AAAAAA"/>
-              <w:left w:val="single" w:sz="1" w:space="0" w:color="AAAAAA"/>
-              <w:bottom w:val="single" w:sz="1" w:space="0" w:color="AAAAAA"/>
-              <w:right w:val="single" w:sz="1" w:space="0" w:color="AAAAAA"/>
-            </w:tcBorders>
-            <w:vAlign w:val="center"/>
-          </w:tcPr>
-          <w:p>
-            <w:pPr>
-              <w:spacing w:before="40" w:after="40"/>
-              <w:ind w:firstLine="200"/>
-              <w:rPr>
-                <w:sz w:val="18"/>
-                <w:szCs w:val="18"/>
-              </w:rPr>
-            </w:pPr>
-            <w:proofErr w:type="spellStart"/>
-            <w:r>
-              <w:rPr>
-                <w:sz w:val="18"/>
-                <w:szCs w:val="18"/>
-              </w:rPr>
-              <w:t>api</w:t>
-            </w:r>
-            <w:proofErr w:type="spellEnd"/>
-            <w:r>
-              <w:rPr>
-                <w:sz w:val="18"/>
-                <w:szCs w:val="18"/>
-              </w:rPr>
-              <w:t>/</w:t>
-            </w:r>
-          </w:p>
-        </w:tc>
-        <w:tc>
-          <w:tcPr>
-            <w:tcW w:w="3200" w:type="dxa"/>
-            <w:tcBorders>
-              <w:top w:val="single" w:sz="1" w:space="0" w:color="AAAAAA"/>
-              <w:left w:val="single" w:sz="1" w:space="0" w:color="AAAAAA"/>
-              <w:bottom w:val="single" w:sz="1" w:space="0" w:color="AAAAAA"/>
-              <w:right w:val="single" w:sz="1" w:space="0" w:color="AAAAAA"/>
-            </w:tcBorders>
-            <w:vAlign w:val="center"/>
-          </w:tcPr>
-          <w:p>
-            <w:pPr>
-              <w:spacing w:before="40" w:after="40"/>
-              <w:ind w:firstLine="200"/>
-              <w:rPr>
-                <w:sz w:val="18"/>
-                <w:szCs w:val="18"/>
-              </w:rPr>
-            </w:pPr>
-            <w:r>
-              <w:rPr>
-                <w:sz w:val="18"/>
-                <w:szCs w:val="18"/>
-              </w:rPr>
-              <w:t>routes.js</w:t>
-            </w:r>
-          </w:p>
-        </w:tc>
-        <w:tc>
-          <w:tcPr>
-            <w:tcW w:w="3800" w:type="dxa"/>
-            <w:tcBorders>
-              <w:top w:val="single" w:sz="1" w:space="0" w:color="AAAAAA"/>
-              <w:left w:val="single" w:sz="1" w:space="0" w:color="AAAAAA"/>
-              <w:bottom w:val="single" w:sz="1" w:space="0" w:color="AAAAAA"/>
-              <w:right w:val="single" w:sz="1" w:space="0" w:color="AAAAAA"/>
-            </w:tcBorders>
-            <w:vAlign w:val="center"/>
-          </w:tcPr>
-          <w:p>
-            <w:pPr>
-              <w:spacing w:before="40" w:after="40"/>
-              <w:ind w:firstLine="200"/>
-              <w:rPr>
-                <w:sz w:val="18"/>
-                <w:szCs w:val="18"/>
-              </w:rPr>
-            </w:pPr>
-            <w:r>
-              <w:rPr>
-                <w:sz w:val="18"/>
-                <w:szCs w:val="18"/>
-              </w:rPr>
-              <w:t xml:space="preserve">REST API </w:t>
-            </w:r>
-            <w:proofErr w:type="spellStart"/>
-            <w:r>
-              <w:rPr>
-                <w:sz w:val="18"/>
-                <w:szCs w:val="18"/>
-              </w:rPr>
-              <w:t>엔드포인트</w:t>
-            </w:r>
-            <w:proofErr w:type="spellEnd"/>
-            <w:r>
-              <w:rPr>
-                <w:sz w:val="18"/>
-                <w:szCs w:val="18"/>
-              </w:rPr>
-              <w:t xml:space="preserve"> 정의</w:t>
-            </w:r>
-          </w:p>
-        </w:tc>
-      </w:tr>
-      <w:tr>
-        <w:tc>
-          <w:tcPr>
-            <w:tcW w:w="2000" w:type="dxa"/>
-            <w:tcBorders>
-              <w:top w:val="single" w:sz="1" w:space="0" w:color="AAAAAA"/>
-              <w:left w:val="single" w:sz="1" w:space="0" w:color="AAAAAA"/>
-              <w:bottom w:val="single" w:sz="1" w:space="0" w:color="AAAAAA"/>
-              <w:right w:val="single" w:sz="1" w:space="0" w:color="AAAAAA"/>
-            </w:tcBorders>
-            <w:vAlign w:val="center"/>
-          </w:tcPr>
-          <w:p>
-            <w:pPr>
-              <w:spacing w:before="40" w:after="40"/>
-              <w:ind w:firstLine="200"/>
-              <w:rPr>
-                <w:sz w:val="18"/>
-                <w:szCs w:val="18"/>
-              </w:rPr>
-            </w:pPr>
-            <w:r>
-              <w:rPr>
-                <w:sz w:val="18"/>
-                <w:szCs w:val="18"/>
-              </w:rPr>
-              <w:t>schedulers/</w:t>
-            </w:r>
-          </w:p>
-        </w:tc>
-        <w:tc>
-          <w:tcPr>
-            <w:tcW w:w="3200" w:type="dxa"/>
-            <w:tcBorders>
-              <w:top w:val="single" w:sz="1" w:space="0" w:color="AAAAAA"/>
-              <w:left w:val="single" w:sz="1" w:space="0" w:color="AAAAAA"/>
-              <w:bottom w:val="single" w:sz="1" w:space="0" w:color="AAAAAA"/>
-              <w:right w:val="single" w:sz="1" w:space="0" w:color="AAAAAA"/>
-            </w:tcBorders>
-            <w:vAlign w:val="center"/>
-          </w:tcPr>
-          <w:p>
-            <w:pPr>
-              <w:spacing w:before="40" w:after="40"/>
-              <w:ind w:firstLine="200"/>
-              <w:rPr>
-                <w:sz w:val="18"/>
-                <w:szCs w:val="18"/>
-              </w:rPr>
-            </w:pPr>
-            <w:r>
-              <w:rPr>
-                <w:sz w:val="18"/>
-                <w:szCs w:val="18"/>
-              </w:rPr>
-              <w:t>BaseScheduler.js</w:t>
-            </w:r>
-          </w:p>
-        </w:tc>
-        <w:tc>
-          <w:tcPr>
-            <w:tcW w:w="3800" w:type="dxa"/>
-            <w:tcBorders>
-              <w:top w:val="single" w:sz="1" w:space="0" w:color="AAAAAA"/>
-              <w:left w:val="single" w:sz="1" w:space="0" w:color="AAAAAA"/>
-              <w:bottom w:val="single" w:sz="1" w:space="0" w:color="AAAAAA"/>
-              <w:right w:val="single" w:sz="1" w:space="0" w:color="AAAAAA"/>
-            </w:tcBorders>
-            <w:vAlign w:val="center"/>
-          </w:tcPr>
-          <w:p>
-            <w:pPr>
-              <w:spacing w:before="40" w:after="40"/>
-              <w:ind w:firstLine="200"/>
-              <w:rPr>
-                <w:sz w:val="18"/>
-                <w:szCs w:val="18"/>
-              </w:rPr>
-            </w:pPr>
-            <w:r>
-              <w:rPr>
-                <w:sz w:val="18"/>
-                <w:szCs w:val="18"/>
-              </w:rPr>
-              <w:t>기본 스케줄러 (공통 인터페이스)</w:t>
-            </w:r>
-          </w:p>
-        </w:tc>
-      </w:tr>
-      <w:tr>
-        <w:tc>
-          <w:tcPr>
-            <w:tcW w:w="2000" w:type="dxa"/>
-            <w:tcBorders>
-              <w:top w:val="single" w:sz="1" w:space="0" w:color="AAAAAA"/>
-              <w:left w:val="single" w:sz="1" w:space="0" w:color="AAAAAA"/>
-              <w:bottom w:val="single" w:sz="1" w:space="0" w:color="AAAAAA"/>
-              <w:right w:val="single" w:sz="1" w:space="0" w:color="AAAAAA"/>
-            </w:tcBorders>
-            <w:vAlign w:val="center"/>
-          </w:tcPr>
-          <w:p>
-            <w:pPr>
-              <w:spacing w:before="40" w:after="40"/>
-              <w:ind w:firstLine="220"/>
-              <w:rPr>
-                <w:sz w:val="18"/>
-                <w:szCs w:val="18"/>
-              </w:rPr>
-            </w:pPr>
-          </w:p>
-        </w:tc>
-        <w:tc>
-          <w:tcPr>
-            <w:tcW w:w="3200" w:type="dxa"/>
-            <w:tcBorders>
-              <w:top w:val="single" w:sz="1" w:space="0" w:color="AAAAAA"/>
-              <w:left w:val="single" w:sz="1" w:space="0" w:color="AAAAAA"/>
-              <w:bottom w:val="single" w:sz="1" w:space="0" w:color="AAAAAA"/>
-              <w:right w:val="single" w:sz="1" w:space="0" w:color="AAAAAA"/>
-            </w:tcBorders>
-            <w:vAlign w:val="center"/>
-          </w:tcPr>
-          <w:p>
-            <w:pPr>
-              <w:spacing w:before="40" w:after="40"/>
-              <w:ind w:firstLine="200"/>
-              <w:rPr>
-                <w:sz w:val="18"/>
-                <w:szCs w:val="18"/>
-              </w:rPr>
-            </w:pPr>
-            <w:r>
-              <w:rPr>
-                <w:sz w:val="18"/>
-                <w:szCs w:val="18"/>
-              </w:rPr>
-              <w:t>FCFSScheduler.js</w:t>
-            </w:r>
-          </w:p>
-        </w:tc>
-        <w:tc>
-          <w:tcPr>
-            <w:tcW w:w="3800" w:type="dxa"/>
-            <w:tcBorders>
-              <w:top w:val="single" w:sz="1" w:space="0" w:color="AAAAAA"/>
-              <w:left w:val="single" w:sz="1" w:space="0" w:color="AAAAAA"/>
-              <w:bottom w:val="single" w:sz="1" w:space="0" w:color="AAAAAA"/>
-              <w:right w:val="single" w:sz="1" w:space="0" w:color="AAAAAA"/>
-            </w:tcBorders>
-            <w:vAlign w:val="center"/>
-          </w:tcPr>
-          <w:p>
-            <w:pPr>
-              <w:spacing w:before="40" w:after="40"/>
-              <w:ind w:firstLine="200"/>
-              <w:rPr>
-                <w:sz w:val="18"/>
-                <w:szCs w:val="18"/>
-              </w:rPr>
-            </w:pPr>
-            <w:r>
-              <w:rPr>
-                <w:sz w:val="18"/>
-                <w:szCs w:val="18"/>
-              </w:rPr>
-              <w:t>FCFS 스케줄러</w:t>
-            </w:r>
-          </w:p>
-        </w:tc>
-      </w:tr>
-      <w:tr>
-        <w:tc>
-          <w:tcPr>
-            <w:tcW w:w="2000" w:type="dxa"/>
-            <w:tcBorders>
-              <w:top w:val="single" w:sz="1" w:space="0" w:color="AAAAAA"/>
-              <w:left w:val="single" w:sz="1" w:space="0" w:color="AAAAAA"/>
-              <w:bottom w:val="single" w:sz="1" w:space="0" w:color="AAAAAA"/>
-              <w:right w:val="single" w:sz="1" w:space="0" w:color="AAAAAA"/>
-            </w:tcBorders>
-            <w:vAlign w:val="center"/>
-          </w:tcPr>
-          <w:p>
-            <w:pPr>
-              <w:spacing w:before="40" w:after="40"/>
-              <w:ind w:firstLine="220"/>
-              <w:rPr>
-                <w:sz w:val="18"/>
-                <w:szCs w:val="18"/>
-              </w:rPr>
-            </w:pPr>
-          </w:p>
-        </w:tc>
-        <w:tc>
-          <w:tcPr>
-            <w:tcW w:w="3200" w:type="dxa"/>
-            <w:tcBorders>
-              <w:top w:val="single" w:sz="1" w:space="0" w:color="AAAAAA"/>
-              <w:left w:val="single" w:sz="1" w:space="0" w:color="AAAAAA"/>
-              <w:bottom w:val="single" w:sz="1" w:space="0" w:color="AAAAAA"/>
-              <w:right w:val="single" w:sz="1" w:space="0" w:color="AAAAAA"/>
-            </w:tcBorders>
-            <w:vAlign w:val="center"/>
-          </w:tcPr>
-          <w:p>
-            <w:pPr>
-              <w:spacing w:before="40" w:after="40"/>
-              <w:ind w:firstLine="200"/>
-              <w:rPr>
-                <w:sz w:val="18"/>
-                <w:szCs w:val="18"/>
-              </w:rPr>
-            </w:pPr>
-            <w:r>
-              <w:rPr>
-                <w:sz w:val="18"/>
-                <w:szCs w:val="18"/>
-              </w:rPr>
-              <w:t>PriorityScheduler.js</w:t>
-            </w:r>
-          </w:p>
-        </w:tc>
-        <w:tc>
-          <w:tcPr>
-            <w:tcW w:w="3800" w:type="dxa"/>
-            <w:tcBorders>
-              <w:top w:val="single" w:sz="1" w:space="0" w:color="AAAAAA"/>
-              <w:left w:val="single" w:sz="1" w:space="0" w:color="AAAAAA"/>
-              <w:bottom w:val="single" w:sz="1" w:space="0" w:color="AAAAAA"/>
-              <w:right w:val="single" w:sz="1" w:space="0" w:color="AAAAAA"/>
-            </w:tcBorders>
-            <w:vAlign w:val="center"/>
-          </w:tcPr>
-          <w:p>
-            <w:pPr>
-              <w:spacing w:before="40" w:after="40"/>
-              <w:ind w:firstLine="200"/>
-              <w:rPr>
-                <w:sz w:val="18"/>
-                <w:szCs w:val="18"/>
-              </w:rPr>
-            </w:pPr>
-            <w:r>
-              <w:rPr>
-                <w:sz w:val="18"/>
-                <w:szCs w:val="18"/>
-              </w:rPr>
-              <w:t>Priority 스케줄러 (</w:t>
-            </w:r>
-            <w:proofErr w:type="spellStart"/>
-            <w:r>
-              <w:rPr>
-                <w:sz w:val="18"/>
-                <w:szCs w:val="18"/>
-              </w:rPr>
-              <w:t>에이징</w:t>
-            </w:r>
-            <w:proofErr w:type="spellEnd"/>
-            <w:r>
-              <w:rPr>
-                <w:sz w:val="18"/>
-                <w:szCs w:val="18"/>
-              </w:rPr>
-              <w:t xml:space="preserve"> 포함)</w:t>
-            </w:r>
-          </w:p>
-        </w:tc>
-      </w:tr>
-      <w:tr>
-        <w:tc>
-          <w:tcPr>
-            <w:tcW w:w="2000" w:type="dxa"/>
-            <w:tcBorders>
-              <w:top w:val="single" w:sz="1" w:space="0" w:color="AAAAAA"/>
-              <w:left w:val="single" w:sz="1" w:space="0" w:color="AAAAAA"/>
-              <w:bottom w:val="single" w:sz="1" w:space="0" w:color="AAAAAA"/>
-              <w:right w:val="single" w:sz="1" w:space="0" w:color="AAAAAA"/>
-            </w:tcBorders>
-            <w:vAlign w:val="center"/>
-          </w:tcPr>
-          <w:p>
-            <w:pPr>
-              <w:spacing w:before="40" w:after="40"/>
-              <w:ind w:firstLine="220"/>
-              <w:rPr>
-                <w:sz w:val="18"/>
-                <w:szCs w:val="18"/>
-              </w:rPr>
-            </w:pPr>
-          </w:p>
-        </w:tc>
-        <w:tc>
-          <w:tcPr>
-            <w:tcW w:w="3200" w:type="dxa"/>
-            <w:tcBorders>
-              <w:top w:val="single" w:sz="1" w:space="0" w:color="AAAAAA"/>
-              <w:left w:val="single" w:sz="1" w:space="0" w:color="AAAAAA"/>
-              <w:bottom w:val="single" w:sz="1" w:space="0" w:color="AAAAAA"/>
-              <w:right w:val="single" w:sz="1" w:space="0" w:color="AAAAAA"/>
-            </w:tcBorders>
-            <w:vAlign w:val="center"/>
-          </w:tcPr>
-          <w:p>
-            <w:pPr>
-              <w:spacing w:before="40" w:after="40"/>
-              <w:ind w:firstLine="200"/>
-              <w:rPr>
-                <w:sz w:val="18"/>
-                <w:szCs w:val="18"/>
-              </w:rPr>
-            </w:pPr>
-            <w:r>
-              <w:rPr>
-                <w:sz w:val="18"/>
-                <w:szCs w:val="18"/>
-              </w:rPr>
-              <w:t>MLFQScheduler.js</w:t>
-            </w:r>
-          </w:p>
-        </w:tc>
-        <w:tc>
-          <w:tcPr>
-            <w:tcW w:w="3800" w:type="dxa"/>
-            <w:tcBorders>
-              <w:top w:val="single" w:sz="1" w:space="0" w:color="AAAAAA"/>
-              <w:left w:val="single" w:sz="1" w:space="0" w:color="AAAAAA"/>
-              <w:bottom w:val="single" w:sz="1" w:space="0" w:color="AAAAAA"/>
-              <w:right w:val="single" w:sz="1" w:space="0" w:color="AAAAAA"/>
-            </w:tcBorders>
-            <w:vAlign w:val="center"/>
-          </w:tcPr>
-          <w:p>
-            <w:pPr>
-              <w:spacing w:before="40" w:after="40"/>
-              <w:ind w:firstLine="200"/>
-              <w:rPr>
-                <w:sz w:val="18"/>
-                <w:szCs w:val="18"/>
-              </w:rPr>
-            </w:pPr>
-            <w:r>
-              <w:rPr>
-                <w:sz w:val="18"/>
-                <w:szCs w:val="18"/>
-              </w:rPr>
-              <w:t>MLFQ 스케줄러</w:t>
-            </w:r>
-          </w:p>
-        </w:tc>
-      </w:tr>
-      <w:tr>
-        <w:tc>
-          <w:tcPr>
-            <w:tcW w:w="2000" w:type="dxa"/>
-            <w:tcBorders>
-              <w:top w:val="single" w:sz="1" w:space="0" w:color="AAAAAA"/>
-              <w:left w:val="single" w:sz="1" w:space="0" w:color="AAAAAA"/>
-              <w:bottom w:val="single" w:sz="1" w:space="0" w:color="AAAAAA"/>
-              <w:right w:val="single" w:sz="1" w:space="0" w:color="AAAAAA"/>
-            </w:tcBorders>
-            <w:vAlign w:val="center"/>
-          </w:tcPr>
-          <w:p>
-            <w:pPr>
-              <w:spacing w:before="40" w:after="40"/>
-              <w:ind w:firstLine="220"/>
-              <w:rPr>
-                <w:sz w:val="18"/>
-                <w:szCs w:val="18"/>
-              </w:rPr>
-            </w:pPr>
-          </w:p>
-        </w:tc>
-        <w:tc>
-          <w:tcPr>
-            <w:tcW w:w="3200" w:type="dxa"/>
-            <w:tcBorders>
-              <w:top w:val="single" w:sz="1" w:space="0" w:color="AAAAAA"/>
-              <w:left w:val="single" w:sz="1" w:space="0" w:color="AAAAAA"/>
-              <w:bottom w:val="single" w:sz="1" w:space="0" w:color="AAAAAA"/>
-              <w:right w:val="single" w:sz="1" w:space="0" w:color="AAAAAA"/>
-            </w:tcBorders>
-            <w:vAlign w:val="center"/>
-          </w:tcPr>
-          <w:p>
-            <w:pPr>
-              <w:spacing w:before="40" w:after="40"/>
-              <w:ind w:firstLine="200"/>
-              <w:rPr>
-                <w:sz w:val="18"/>
-                <w:szCs w:val="18"/>
-              </w:rPr>
-            </w:pPr>
-            <w:r>
-              <w:rPr>
-                <w:sz w:val="18"/>
-                <w:szCs w:val="18"/>
-              </w:rPr>
-              <w:t>WFQScheduler.js</w:t>
-            </w:r>
-          </w:p>
-        </w:tc>
-        <w:tc>
-          <w:tcPr>
-            <w:tcW w:w="3800" w:type="dxa"/>
-            <w:tcBorders>
-              <w:top w:val="single" w:sz="1" w:space="0" w:color="AAAAAA"/>
-              <w:left w:val="single" w:sz="1" w:space="0" w:color="AAAAAA"/>
-              <w:bottom w:val="single" w:sz="1" w:space="0" w:color="AAAAAA"/>
-              <w:right w:val="single" w:sz="1" w:space="0" w:color="AAAAAA"/>
-            </w:tcBorders>
-            <w:vAlign w:val="center"/>
-          </w:tcPr>
-          <w:p>
-            <w:pPr>
-              <w:spacing w:before="40" w:after="40"/>
-              <w:ind w:firstLine="200"/>
-              <w:rPr>
-                <w:sz w:val="18"/>
-                <w:szCs w:val="18"/>
-              </w:rPr>
-            </w:pPr>
-            <w:r>
-              <w:rPr>
-                <w:sz w:val="18"/>
-                <w:szCs w:val="18"/>
-              </w:rPr>
-              <w:t>WFQ 스케줄러</w:t>
-            </w:r>
-          </w:p>
-        </w:tc>
-      </w:tr>
-      <w:tr>
-        <w:tc>
-          <w:tcPr>
-            <w:tcW w:w="2000" w:type="dxa"/>
-            <w:tcBorders>
-              <w:top w:val="single" w:sz="1" w:space="0" w:color="AAAAAA"/>
-              <w:left w:val="single" w:sz="1" w:space="0" w:color="AAAAAA"/>
-              <w:bottom w:val="single" w:sz="1" w:space="0" w:color="AAAAAA"/>
-              <w:right w:val="single" w:sz="1" w:space="0" w:color="AAAAAA"/>
-            </w:tcBorders>
-            <w:vAlign w:val="center"/>
-          </w:tcPr>
-          <w:p>
-            <w:pPr>
-              <w:spacing w:before="40" w:after="40"/>
-              <w:ind w:firstLine="200"/>
-              <w:rPr>
-                <w:sz w:val="18"/>
-                <w:szCs w:val="18"/>
-              </w:rPr>
-            </w:pPr>
-            <w:r>
-              <w:rPr>
-                <w:sz w:val="18"/>
-                <w:szCs w:val="18"/>
-              </w:rPr>
-              <w:t>queue/</w:t>
-            </w:r>
-          </w:p>
-        </w:tc>
-        <w:tc>
-          <w:tcPr>
-            <w:tcW w:w="3200" w:type="dxa"/>
-            <w:tcBorders>
-              <w:top w:val="single" w:sz="1" w:space="0" w:color="AAAAAA"/>
-              <w:left w:val="single" w:sz="1" w:space="0" w:color="AAAAAA"/>
-              <w:bottom w:val="single" w:sz="1" w:space="0" w:color="AAAAAA"/>
-              <w:right w:val="single" w:sz="1" w:space="0" w:color="AAAAAA"/>
-            </w:tcBorders>
-            <w:vAlign w:val="center"/>
-          </w:tcPr>
-          <w:p>
-            <w:pPr>
-              <w:spacing w:before="40" w:after="40"/>
-              <w:ind w:firstLine="200"/>
-              <w:rPr>
-                <w:sz w:val="18"/>
-                <w:szCs w:val="18"/>
-              </w:rPr>
-            </w:pPr>
-            <w:r>
-              <w:rPr>
-                <w:sz w:val="18"/>
-                <w:szCs w:val="18"/>
-              </w:rPr>
-              <w:t>MemoryQueue.js</w:t>
-            </w:r>
-          </w:p>
-        </w:tc>
-        <w:tc>
-          <w:tcPr>
-            <w:tcW w:w="3800" w:type="dxa"/>
-            <w:tcBorders>
-              <w:top w:val="single" w:sz="1" w:space="0" w:color="AAAAAA"/>
-              <w:left w:val="single" w:sz="1" w:space="0" w:color="AAAAAA"/>
-              <w:bottom w:val="single" w:sz="1" w:space="0" w:color="AAAAAA"/>
-              <w:right w:val="single" w:sz="1" w:space="0" w:color="AAAAAA"/>
-            </w:tcBorders>
-            <w:vAlign w:val="center"/>
-          </w:tcPr>
-          <w:p>
-            <w:pPr>
-              <w:spacing w:before="40" w:after="40"/>
-              <w:ind w:firstLine="200"/>
-              <w:rPr>
-                <w:sz w:val="18"/>
-                <w:szCs w:val="18"/>
-              </w:rPr>
-            </w:pPr>
-            <w:r>
-              <w:rPr>
-                <w:sz w:val="18"/>
-                <w:szCs w:val="18"/>
-              </w:rPr>
-              <w:t>메모리 큐</w:t>
-            </w:r>
-          </w:p>
-        </w:tc>
-      </w:tr>
-      <w:tr>
-        <w:tc>
-          <w:tcPr>
-            <w:tcW w:w="2000" w:type="dxa"/>
-            <w:tcBorders>
-              <w:top w:val="single" w:sz="1" w:space="0" w:color="AAAAAA"/>
-              <w:left w:val="single" w:sz="1" w:space="0" w:color="AAAAAA"/>
-              <w:bottom w:val="single" w:sz="1" w:space="0" w:color="AAAAAA"/>
-              <w:right w:val="single" w:sz="1" w:space="0" w:color="AAAAAA"/>
-            </w:tcBorders>
-            <w:vAlign w:val="center"/>
-          </w:tcPr>
-          <w:p>
-            <w:pPr>
-              <w:spacing w:before="40" w:after="40"/>
-              <w:ind w:firstLine="200"/>
-              <w:rPr>
-                <w:sz w:val="18"/>
-                <w:szCs w:val="18"/>
-              </w:rPr>
-            </w:pPr>
-            <w:r>
-              <w:rPr>
-                <w:sz w:val="18"/>
-                <w:szCs w:val="18"/>
-              </w:rPr>
-              <w:t>storage/</w:t>
-            </w:r>
-          </w:p>
-        </w:tc>
-        <w:tc>
-          <w:tcPr>
-            <w:tcW w:w="3200" w:type="dxa"/>
-            <w:tcBorders>
-              <w:top w:val="single" w:sz="1" w:space="0" w:color="AAAAAA"/>
-              <w:left w:val="single" w:sz="1" w:space="0" w:color="AAAAAA"/>
-              <w:bottom w:val="single" w:sz="1" w:space="0" w:color="AAAAAA"/>
-              <w:right w:val="single" w:sz="1" w:space="0" w:color="AAAAAA"/>
-            </w:tcBorders>
-            <w:vAlign w:val="center"/>
-          </w:tcPr>
-          <w:p>
-            <w:pPr>
-              <w:spacing w:before="40" w:after="40"/>
-              <w:ind w:firstLine="200"/>
-              <w:rPr>
-                <w:sz w:val="18"/>
-                <w:szCs w:val="18"/>
-              </w:rPr>
-            </w:pPr>
-            <w:r>
-              <w:rPr>
-                <w:sz w:val="18"/>
-                <w:szCs w:val="18"/>
-              </w:rPr>
-              <w:t>JSONStore.js</w:t>
-            </w:r>
-          </w:p>
-        </w:tc>
-        <w:tc>
-          <w:tcPr>
-            <w:tcW w:w="3800" w:type="dxa"/>
-            <w:tcBorders>
-              <w:top w:val="single" w:sz="1" w:space="0" w:color="AAAAAA"/>
-              <w:left w:val="single" w:sz="1" w:space="0" w:color="AAAAAA"/>
-              <w:bottom w:val="single" w:sz="1" w:space="0" w:color="AAAAAA"/>
-              <w:right w:val="single" w:sz="1" w:space="0" w:color="AAAAAA"/>
-            </w:tcBorders>
-            <w:vAlign w:val="center"/>
-          </w:tcPr>
-          <w:p>
-            <w:pPr>
-              <w:spacing w:before="40" w:after="40"/>
-              <w:ind w:firstLine="200"/>
-              <w:rPr>
-                <w:sz w:val="18"/>
-                <w:szCs w:val="18"/>
-              </w:rPr>
-            </w:pPr>
-            <w:r>
-              <w:rPr>
-                <w:sz w:val="18"/>
-                <w:szCs w:val="18"/>
-              </w:rPr>
-              <w:t>JSON 파일 저장소</w:t>
-            </w:r>
-          </w:p>
-        </w:tc>
-      </w:tr>
-      <w:tr>
-        <w:tc>
-          <w:tcPr>
-            <w:tcW w:w="2000" w:type="dxa"/>
-            <w:tcBorders>
-              <w:top w:val="single" w:sz="1" w:space="0" w:color="AAAAAA"/>
-              <w:left w:val="single" w:sz="1" w:space="0" w:color="AAAAAA"/>
-              <w:bottom w:val="single" w:sz="1" w:space="0" w:color="AAAAAA"/>
-              <w:right w:val="single" w:sz="1" w:space="0" w:color="AAAAAA"/>
-            </w:tcBorders>
-            <w:vAlign w:val="center"/>
-          </w:tcPr>
-          <w:p>
-            <w:pPr>
-              <w:spacing w:before="40" w:after="40"/>
-              <w:ind w:firstLine="200"/>
-              <w:rPr>
-                <w:sz w:val="18"/>
-                <w:szCs w:val="18"/>
-              </w:rPr>
-            </w:pPr>
-            <w:proofErr w:type="spellStart"/>
-            <w:r>
-              <w:rPr>
-                <w:sz w:val="18"/>
-                <w:szCs w:val="18"/>
-              </w:rPr>
-              <w:t>llm</w:t>
-            </w:r>
-            <w:proofErr w:type="spellEnd"/>
-            <w:r>
-              <w:rPr>
-                <w:sz w:val="18"/>
-                <w:szCs w:val="18"/>
-              </w:rPr>
-              <w:t>/</w:t>
-            </w:r>
-          </w:p>
-        </w:tc>
-        <w:tc>
-          <w:tcPr>
-            <w:tcW w:w="3200" w:type="dxa"/>
-            <w:tcBorders>
-              <w:top w:val="single" w:sz="1" w:space="0" w:color="AAAAAA"/>
-              <w:left w:val="single" w:sz="1" w:space="0" w:color="AAAAAA"/>
-              <w:bottom w:val="single" w:sz="1" w:space="0" w:color="AAAAAA"/>
-              <w:right w:val="single" w:sz="1" w:space="0" w:color="AAAAAA"/>
-            </w:tcBorders>
-            <w:vAlign w:val="center"/>
-          </w:tcPr>
-          <w:p>
-            <w:pPr>
-              <w:spacing w:before="40" w:after="40"/>
-              <w:ind w:firstLine="200"/>
-              <w:rPr>
-                <w:sz w:val="18"/>
-                <w:szCs w:val="18"/>
-              </w:rPr>
-            </w:pPr>
-            <w:r>
-              <w:rPr>
-                <w:sz w:val="18"/>
-                <w:szCs w:val="18"/>
-              </w:rPr>
-              <w:t>OllamaClient.js</w:t>
-            </w:r>
-          </w:p>
-        </w:tc>
-        <w:tc>
-          <w:tcPr>
-            <w:tcW w:w="3800" w:type="dxa"/>
-            <w:tcBorders>
-              <w:top w:val="single" w:sz="1" w:space="0" w:color="AAAAAA"/>
-              <w:left w:val="single" w:sz="1" w:space="0" w:color="AAAAAA"/>
-              <w:bottom w:val="single" w:sz="1" w:space="0" w:color="AAAAAA"/>
-              <w:right w:val="single" w:sz="1" w:space="0" w:color="AAAAAA"/>
-            </w:tcBorders>
-            <w:vAlign w:val="center"/>
-          </w:tcPr>
-          <w:p>
-            <w:pPr>
-              <w:spacing w:before="40" w:after="40"/>
-              <w:ind w:firstLine="200"/>
-              <w:rPr>
-                <w:sz w:val="18"/>
-                <w:szCs w:val="18"/>
-              </w:rPr>
-            </w:pPr>
-            <w:proofErr w:type="spellStart"/>
-            <w:r>
-              <w:rPr>
-                <w:sz w:val="18"/>
-                <w:szCs w:val="18"/>
-              </w:rPr>
-              <w:t>Ollama</w:t>
-            </w:r>
-            <w:proofErr w:type="spellEnd"/>
-            <w:r>
-              <w:rPr>
-                <w:sz w:val="18"/>
-                <w:szCs w:val="18"/>
-              </w:rPr>
-              <w:t xml:space="preserve"> API 연결</w:t>
-            </w:r>
-          </w:p>
-        </w:tc>
-      </w:tr>
-      <w:tr>
-        <w:tc>
-          <w:tcPr>
-            <w:tcW w:w="2000" w:type="dxa"/>
-            <w:tcBorders>
-              <w:top w:val="single" w:sz="1" w:space="0" w:color="AAAAAA"/>
-              <w:left w:val="single" w:sz="1" w:space="0" w:color="AAAAAA"/>
-              <w:bottom w:val="single" w:sz="1" w:space="0" w:color="AAAAAA"/>
-              <w:right w:val="single" w:sz="1" w:space="0" w:color="AAAAAA"/>
-            </w:tcBorders>
-            <w:vAlign w:val="center"/>
-          </w:tcPr>
-          <w:p>
-            <w:pPr>
-              <w:spacing w:before="40" w:after="40"/>
-              <w:ind w:firstLine="200"/>
-              <w:rPr>
-                <w:sz w:val="18"/>
-                <w:szCs w:val="18"/>
-              </w:rPr>
-            </w:pPr>
-            <w:r>
-              <w:rPr>
-                <w:sz w:val="18"/>
-                <w:szCs w:val="18"/>
-              </w:rPr>
-              <w:t>(루트)</w:t>
-            </w:r>
-          </w:p>
-        </w:tc>
-        <w:tc>
-          <w:tcPr>
-            <w:tcW w:w="3200" w:type="dxa"/>
-            <w:tcBorders>
-              <w:top w:val="single" w:sz="1" w:space="0" w:color="AAAAAA"/>
-              <w:left w:val="single" w:sz="1" w:space="0" w:color="AAAAAA"/>
-              <w:bottom w:val="single" w:sz="1" w:space="0" w:color="AAAAAA"/>
-              <w:right w:val="single" w:sz="1" w:space="0" w:color="AAAAAA"/>
-            </w:tcBorders>
-            <w:vAlign w:val="center"/>
-          </w:tcPr>
-          <w:p>
-            <w:pPr>
-              <w:spacing w:before="40" w:after="40"/>
-              <w:ind w:firstLine="200"/>
-              <w:rPr>
-                <w:sz w:val="18"/>
-                <w:szCs w:val="18"/>
-              </w:rPr>
-            </w:pPr>
-            <w:r>
-              <w:rPr>
-                <w:sz w:val="18"/>
-                <w:szCs w:val="18"/>
-              </w:rPr>
-              <w:t>server.js</w:t>
-            </w:r>
-          </w:p>
-        </w:tc>
-        <w:tc>
-          <w:tcPr>
-            <w:tcW w:w="3800" w:type="dxa"/>
-            <w:tcBorders>
-              <w:top w:val="single" w:sz="1" w:space="0" w:color="AAAAAA"/>
-              <w:left w:val="single" w:sz="1" w:space="0" w:color="AAAAAA"/>
-              <w:bottom w:val="single" w:sz="1" w:space="0" w:color="AAAAAA"/>
-              <w:right w:val="single" w:sz="1" w:space="0" w:color="AAAAAA"/>
-            </w:tcBorders>
-            <w:vAlign w:val="center"/>
-          </w:tcPr>
-          <w:p>
-            <w:pPr>
-              <w:spacing w:before="40" w:after="40"/>
-              <w:ind w:firstLine="200"/>
-              <w:rPr>
-                <w:sz w:val="18"/>
-                <w:szCs w:val="18"/>
-              </w:rPr>
-            </w:pPr>
-            <w:r>
-              <w:rPr>
-                <w:sz w:val="18"/>
-                <w:szCs w:val="18"/>
-              </w:rPr>
-              <w:t xml:space="preserve">Express 서버 </w:t>
-            </w:r>
-            <w:proofErr w:type="spellStart"/>
-            <w:r>
-              <w:rPr>
-                <w:sz w:val="18"/>
-                <w:szCs w:val="18"/>
-              </w:rPr>
-              <w:t>진입점</w:t>
-            </w:r>
-            <w:proofErr w:type="spellEnd"/>
-          </w:p>
-        </w:tc>
-      </w:tr>
-    </w:tbl>
-    <w:p>
-      <w:pPr>
-        <w:spacing w:after="80"/>
-        <w:ind w:firstLine="220"/>
-      </w:pPr>
     </w:p>
     <w:p>
       <w:pPr>
@@ -5364,7 +4268,7 @@
           <w:sz w:val="20"/>
           <w:szCs w:val="20"/>
         </w:rPr>
-        <w:t xml:space="preserve">모든 스케줄러는 </w:t>
+        <w:t xml:space="preserve">소스 코드는 </w:t>
       </w:r>
       <w:proofErr w:type="spellStart"/>
       <w:r>
@@ -5372,6 +4276,38 @@
           <w:sz w:val="20"/>
           <w:szCs w:val="20"/>
         </w:rPr>
+        <w:t>api</w:t>
+      </w:r>
+      <w:proofErr w:type="spellEnd"/>
+      <w:r>
+        <w:rPr>
+          <w:sz w:val="20"/>
+          <w:szCs w:val="20"/>
+        </w:rPr>
+        <w:t xml:space="preserve">, schedulers, queue, storage, </w:t>
+      </w:r>
+      <w:proofErr w:type="spellStart"/>
+      <w:r>
+        <w:rPr>
+          <w:sz w:val="20"/>
+          <w:szCs w:val="20"/>
+        </w:rPr>
+        <w:t>llm</w:t>
+      </w:r>
+      <w:proofErr w:type="spellEnd"/>
+      <w:r>
+        <w:rPr>
+          <w:sz w:val="20"/>
+          <w:szCs w:val="20"/>
+        </w:rPr>
+        <w:t xml:space="preserve">의 5개 모듈로 구성되어 있다. 핵심은 schedulers 모듈로, </w:t>
+      </w:r>
+      <w:proofErr w:type="spellStart"/>
+      <w:r>
+        <w:rPr>
+          <w:sz w:val="20"/>
+          <w:szCs w:val="20"/>
+        </w:rPr>
         <w:t>BaseScheduler를</w:t>
       </w:r>
       <w:proofErr w:type="spellEnd"/>
@@ -5380,7 +4316,14 @@
           <w:sz w:val="20"/>
           <w:szCs w:val="20"/>
         </w:rPr>
-        <w:t xml:space="preserve"> 상속받아 enqueue()와 dequeue() 메서드를 구현한다. enqueue(request)는 요청 객체를 대기열에 삽입하고, dequeue()는 알고리즘에 따라 다음에 처리할 요청을 선택하여 반환한다. 이렇게 같은 인터페이스를 사용하기 때문에, 서버 코드에서 스케줄러를 바꿀 때 다른 부분을 수정할 필요가 없다.</w:t>
+        <w:t xml:space="preserve"> 상속받는 4개 스케줄러(FCFS, Priority, MLFQ, WFQ)가 각각 `enqueue()`와 `dequeue()` 메서드를 구현한다. 같은 인터페이스를 사용하므로, 서버 코드를 수정하지 않고 환경변수만으로 알고리즘을 전환할 수 있다</w:t>
+      </w:r>
+      <w:r>
+        <w:rPr>
+          <w:sz w:val="20"/>
+          <w:szCs w:val="20"/>
+        </w:rPr>
+        <w:t>.</w:t>
       </w:r>
     </w:p>
     <w:p>
@@ -5460,16 +4403,71 @@
           <w:sz w:val="20"/>
           <w:szCs w:val="20"/>
         </w:rPr>
-        <w:t xml:space="preserve"> 간격으로 요청 상태를 확인하여, 시간 할당량을 초과한 요청은 하위 큐로 이동시키고 상위 큐의 다음 </w:t>
-      </w:r>
+        <w:t xml:space="preserve"> 간격으로 요청 상태를 확인하여, 시간 할당량을 초과한 요청은 하위 큐로 이동시키고 상위 큐의 다음 요청을 먼저 처리한다. 선점 시 사용 시간은 0으로 </w:t>
+      </w:r>
+      <w:proofErr w:type="spellStart"/>
       <w:r>
         <w:rPr>
           <w:rFonts w:hint="eastAsia"/>
           <w:sz w:val="20"/>
           <w:szCs w:val="20"/>
         </w:rPr>
-        <w:lastRenderedPageBreak/>
-        <w:t xml:space="preserve">요청을 먼저 처리한다. 선점 시 사용 시간은 0으로 </w:t>
+        <w:t>리셋되어</w:t>
+      </w:r>
+      <w:proofErr w:type="spellEnd"/>
+      <w:r>
+        <w:rPr>
+          <w:rFonts w:hint="eastAsia"/>
+          <w:sz w:val="20"/>
+          <w:szCs w:val="20"/>
+        </w:rPr>
+        <w:t xml:space="preserve">, 새 큐의 할당량을 다시 받는다. </w:t>
+      </w:r>
+      <w:r>
+        <w:rPr>
+          <w:sz w:val="20"/>
+          <w:szCs w:val="20"/>
+        </w:rPr>
+        <w:t>MLFQ</w:t>
+      </w:r>
+      <w:r>
+        <w:rPr>
+          <w:rFonts w:hint="eastAsia"/>
+          <w:sz w:val="20"/>
+          <w:szCs w:val="20"/>
+        </w:rPr>
+        <w:t xml:space="preserve">는 </w:t>
+      </w:r>
+      <w:r>
+        <w:rPr>
+          <w:sz w:val="20"/>
+          <w:szCs w:val="20"/>
+        </w:rPr>
+        <w:t>OSTEP [3]</w:t>
+      </w:r>
+      <w:r>
+        <w:rPr>
+          <w:rFonts w:hint="eastAsia"/>
+          <w:sz w:val="20"/>
+          <w:szCs w:val="20"/>
+        </w:rPr>
+        <w:t xml:space="preserve">의 5가지 규칙(표 </w:t>
+      </w:r>
+      <w:r>
+        <w:rPr>
+          <w:rFonts w:hint="eastAsia"/>
+          <w:sz w:val="20"/>
+          <w:szCs w:val="20"/>
+        </w:rPr>
+        <w:t>4</w:t>
+      </w:r>
+      <w:r>
+        <w:rPr>
+          <w:rFonts w:hint="eastAsia"/>
+          <w:sz w:val="20"/>
+          <w:szCs w:val="20"/>
+        </w:rPr>
+        <w:t>)</w:t>
       </w:r>
       <w:proofErr w:type="spellStart"/>
       <w:r>
@@ -5478,7 +4476,7 @@
           <w:sz w:val="20"/>
           <w:szCs w:val="20"/>
         </w:rPr>
-        <w:t>리셋되어</w:t>
+        <w:t>에</w:t>
       </w:r>
       <w:proofErr w:type="spellEnd"/>
       <w:r>
@@ -5487,14 +4485,7 @@
           <w:sz w:val="20"/>
           <w:szCs w:val="20"/>
         </w:rPr>
-        <w:t xml:space="preserve">, 새 큐의 할당량을 다시 받는다. </w:t>
-      </w:r>
-      <w:r>
-        <w:rPr>
-          <w:sz w:val="20"/>
-          <w:szCs w:val="20"/>
-        </w:rPr>
-        <w:t>MLFQ</w:t>
+        <w:t xml:space="preserve"> 따르며, 큐별 시간 할당량은 표 </w:t>
       </w:r>
       <w:r>
         <w:rPr>
@@ -5502,14 +4493,7 @@
           <w:sz w:val="20"/>
           <w:szCs w:val="20"/>
         </w:rPr>
-        <w:t xml:space="preserve">는 </w:t>
-      </w:r>
-      <w:r>
-        <w:rPr>
-          <w:sz w:val="20"/>
-          <w:szCs w:val="20"/>
-        </w:rPr>
-        <w:t>OSTEP [3]</w:t>
+        <w:t>5</w:t>
       </w:r>
       <w:r>
         <w:rPr>
@@ -5517,25 +4501,7 @@
           <w:sz w:val="20"/>
           <w:szCs w:val="20"/>
         </w:rPr>
-        <w:t>의 5가지 규칙(표 5)</w:t>
-      </w:r>
-      <w:proofErr w:type="spellStart"/>
-      <w:r>
-        <w:rPr>
-          <w:rFonts w:hint="eastAsia"/>
-          <w:sz w:val="20"/>
-          <w:szCs w:val="20"/>
-        </w:rPr>
-        <w:t>에</w:t>
-      </w:r>
-      <w:proofErr w:type="spellEnd"/>
-      <w:r>
-        <w:rPr>
-          <w:rFonts w:hint="eastAsia"/>
-          <w:sz w:val="20"/>
-          <w:szCs w:val="20"/>
-        </w:rPr>
-        <w:t xml:space="preserve"> 따르며, 큐별 시간 할당량은 표 6과 같다.</w:t>
+        <w:t>과 같다.</w:t>
       </w:r>
     </w:p>
     <w:p>
@@ -5548,7 +4514,22 @@
           <w:b/>
           <w:bCs/>
         </w:rPr>
-        <w:t>표 5. MLFQ 규칙</w:t>
+        <w:t xml:space="preserve">표 </w:t>
+      </w:r>
+      <w:r>
+        <w:rPr>
+          <w:rFonts w:hint="eastAsia"/>
+          <w:b/>
+          <w:bCs/>
+        </w:rPr>
+        <w:t>4</w:t>
+      </w:r>
+      <w:r>
+        <w:rPr>
+          <w:b/>
+          <w:bCs/>
+        </w:rPr>
+        <w:t>. MLFQ 규칙</w:t>
       </w:r>
     </w:p>
     <w:tbl>
@@ -5978,7 +4959,22 @@
           <w:b/>
           <w:bCs/>
         </w:rPr>
-        <w:t>표 6. MLFQ 큐별 시간 할당량</w:t>
+        <w:t xml:space="preserve">표 </w:t>
+      </w:r>
+      <w:r>
+        <w:rPr>
+          <w:rFonts w:hint="eastAsia"/>
+          <w:b/>
+          <w:bCs/>
+        </w:rPr>
+        <w:t>5</w:t>
+      </w:r>
+      <w:r>
+        <w:rPr>
+          <w:b/>
+          <w:bCs/>
+        </w:rPr>
+        <w:t>. MLFQ 큐별 시간 할당량</w:t>
       </w:r>
     </w:p>
     <w:tbl>
@@ -6491,6 +5487,7 @@
           <w:sz w:val="20"/>
           <w:szCs w:val="20"/>
         </w:rPr>
+        <w:lastRenderedPageBreak/>
         <w:t xml:space="preserve">Rule 5의 </w:t>
       </w:r>
       <w:proofErr w:type="spellStart"/>
@@ -6563,17 +5560,55 @@
           <w:sz w:val="20"/>
           <w:szCs w:val="20"/>
         </w:rPr>
-        <w:t>VFT_i</w:t>
-      </w:r>
-      <w:proofErr w:type="spellEnd"/>
+        <w:t>VFT</w:t>
+      </w:r>
       <w:r>
         <w:rPr>
           <w:i/>
           <w:iCs/>
           <w:sz w:val="20"/>
           <w:szCs w:val="20"/>
-        </w:rPr>
-        <w:t xml:space="preserve"> = VFT_(i-1) + 1 / 가중치</w:t>
+          <w:vertAlign w:val="subscript"/>
+        </w:rPr>
+        <w:t>i</w:t>
+      </w:r>
+      <w:proofErr w:type="spellEnd"/>
+      <w:r>
+        <w:rPr>
+          <w:i/>
+          <w:iCs/>
+          <w:sz w:val="20"/>
+          <w:szCs w:val="20"/>
+        </w:rPr>
+        <w:t xml:space="preserve"> = VFT</w:t>
+      </w:r>
+      <w:r>
+        <w:rPr>
+          <w:i/>
+          <w:iCs/>
+          <w:sz w:val="20"/>
+          <w:szCs w:val="20"/>
+        </w:rPr>
+        <w:t xml:space="preserve"> </w:t>
+      </w:r>
+      <w:r>
+        <w:rPr>
+          <w:i/>
+          <w:iCs/>
+          <w:sz w:val="20"/>
+          <w:szCs w:val="20"/>
+          <w:vertAlign w:val="subscript"/>
+        </w:rPr>
+        <w:t>(i-1)</w:t>
+      </w:r>
+      <w:r>
+        <w:rPr>
+          <w:i/>
+          <w:iCs/>
+          <w:sz w:val="20"/>
+          <w:szCs w:val="20"/>
+        </w:rPr>
+        <w:t xml:space="preserve"> + 1 / 가중치</w:t>
       </w:r>
     </w:p>
     <w:p>
@@ -6660,7 +5695,6 @@
           <w:sz w:val="20"/>
           <w:szCs w:val="20"/>
         </w:rPr>
-        <w:lastRenderedPageBreak/>
         <w:t xml:space="preserve">스케줄러: </w:t>
       </w:r>
       <w:r>
@@ -6774,7 +5808,22 @@
           <w:b/>
           <w:bCs/>
         </w:rPr>
-        <w:t>표 7. 실험 설정 비교</w:t>
+        <w:t xml:space="preserve">표 </w:t>
+      </w:r>
+      <w:r>
+        <w:rPr>
+          <w:rFonts w:hint="eastAsia"/>
+          <w:b/>
+          <w:bCs/>
+        </w:rPr>
+        <w:t>6</w:t>
+      </w:r>
+      <w:r>
+        <w:rPr>
+          <w:b/>
+          <w:bCs/>
+        </w:rPr>
+        <w:t>. 실험 설정 비교</w:t>
       </w:r>
     </w:p>
     <w:tbl>
@@ -7391,6 +6440,7 @@
                 <w:sz w:val="18"/>
                 <w:szCs w:val="18"/>
               </w:rPr>
+              <w:lastRenderedPageBreak/>
               <w:t>우선순위 분포</w:t>
             </w:r>
           </w:p>
@@ -7984,7 +7034,22 @@
           <w:sz w:val="20"/>
           <w:szCs w:val="20"/>
         </w:rPr>
-        <w:t>네 가지 알고리즘을 같은 100건 요청에 대해 실행한 결과는 표 8과 같다.</w:t>
+        <w:t xml:space="preserve">네 가지 알고리즘을 같은 100건 요청에 대해 실행한 결과는 표 </w:t>
+      </w:r>
+      <w:r>
+        <w:rPr>
+          <w:rFonts w:hint="eastAsia"/>
+          <w:sz w:val="20"/>
+          <w:szCs w:val="20"/>
+        </w:rPr>
+        <w:t>7</w:t>
+      </w:r>
+      <w:r>
+        <w:rPr>
+          <w:sz w:val="20"/>
+          <w:szCs w:val="20"/>
+        </w:rPr>
+        <w:t>과 같다.</w:t>
       </w:r>
     </w:p>
     <w:p>
@@ -7997,7 +7062,22 @@
           <w:b/>
           <w:bCs/>
         </w:rPr>
-        <w:t>표 8. 알고리즘별 성능 비교 (100건)</w:t>
+        <w:t xml:space="preserve">표 </w:t>
+      </w:r>
+      <w:r>
+        <w:rPr>
+          <w:rFonts w:hint="eastAsia"/>
+          <w:b/>
+          <w:bCs/>
+        </w:rPr>
+        <w:t>7</w:t>
+      </w:r>
+      <w:r>
+        <w:rPr>
+          <w:b/>
+          <w:bCs/>
+        </w:rPr>
+        <w:t>. 알고리즘별 성능 비교 (100건)</w:t>
       </w:r>
     </w:p>
     <w:tbl>
@@ -8184,7 +7264,6 @@
                 <w:sz w:val="18"/>
                 <w:szCs w:val="18"/>
               </w:rPr>
-              <w:lastRenderedPageBreak/>
               <w:t>FCFS</w:t>
             </w:r>
           </w:p>
@@ -9086,7 +8165,23 @@
           <w:sz w:val="20"/>
           <w:szCs w:val="20"/>
         </w:rPr>
-        <w:t xml:space="preserve">MLFQ의 이론적 효과를 검증하기 위해, 선점형 시뮬레이션을 추가로 수행하였다 (표 7의 추가 실험 조건). 요청 수 500건, 처리 시간 최대 10초, </w:t>
+        <w:lastRenderedPageBreak/>
+        <w:t xml:space="preserve">MLFQ의 이론적 효과를 검증하기 위해, 선점형 시뮬레이션을 추가로 수행하였다 (표 </w:t>
+      </w:r>
+      <w:r>
+        <w:rPr>
+          <w:rFonts w:hint="eastAsia"/>
+          <w:sz w:val="20"/>
+          <w:szCs w:val="20"/>
+        </w:rPr>
+        <w:t>6</w:t>
+      </w:r>
+      <w:r>
+        <w:rPr>
+          <w:sz w:val="20"/>
+          <w:szCs w:val="20"/>
+        </w:rPr>
+        <w:t xml:space="preserve">의 추가 실험 조건). 요청 수 500건, 처리 시간 최대 10초, </w:t>
       </w:r>
       <w:proofErr w:type="spellStart"/>
       <w:r>
@@ -9147,7 +8242,22 @@
           <w:b/>
           <w:bCs/>
         </w:rPr>
-        <w:t>표 9. MLFQ 선점형 vs FCFS 비교 (요청 유형별)</w:t>
+        <w:t xml:space="preserve">표 </w:t>
+      </w:r>
+      <w:r>
+        <w:rPr>
+          <w:rFonts w:hint="eastAsia"/>
+          <w:b/>
+          <w:bCs/>
+        </w:rPr>
+        <w:t>8</w:t>
+      </w:r>
+      <w:r>
+        <w:rPr>
+          <w:b/>
+          <w:bCs/>
+        </w:rPr>
+        <w:t>. MLFQ 선점형 vs FCFS 비교 (요청 유형별)</w:t>
       </w:r>
     </w:p>
     <w:tbl>
@@ -9858,7 +8968,6 @@
           <w:sz w:val="20"/>
           <w:szCs w:val="20"/>
         </w:rPr>
-        <w:lastRenderedPageBreak/>
         <w:t xml:space="preserve">반면, Long 유형 요청의 응답시간은 MLFQ에서 더 늘어났는데, 이는 Short 유형 요청을 먼저 처리하기 위해 Long 유형 요청이 하위 큐로 밀려나기 때문이다. 이처럼 MLFQ는 Short 유형 요청의 응답시간을 크게 개선하지만, Long 유형 요청에는 불리한 면이 있다. 다만 Rule 5의 </w:t>
       </w:r>
       <w:proofErr w:type="spellStart"/>
@@ -9916,7 +9025,22 @@
           <w:b/>
           <w:bCs/>
         </w:rPr>
-        <w:t>표 10. 남은 일정</w:t>
+        <w:t xml:space="preserve">표 </w:t>
+      </w:r>
+      <w:r>
+        <w:rPr>
+          <w:rFonts w:hint="eastAsia"/>
+          <w:b/>
+          <w:bCs/>
+        </w:rPr>
+        <w:t>9</w:t>
+      </w:r>
+      <w:r>
+        <w:rPr>
+          <w:b/>
+          <w:bCs/>
+        </w:rPr>
+        <w:t>. 남은 일정</w:t>
       </w:r>
     </w:p>
     <w:tbl>
@@ -10415,7 +9539,15 @@
           <w:sz w:val="20"/>
           <w:szCs w:val="20"/>
         </w:rPr>
-        <w:t xml:space="preserve"> 활용하여 실제 LLM을 호출하는 환경에서 FCFS, Priority, WFQ 세 알고리즘의 성능을 비교한다. 실서버에서는 추론 중단이 불가능하므로 비선점형으로만 운영되며, 비선점형 MLFQ는 5.2절에서 확인한 대로 FCFS와 동일한 결과가 예상되므로 </w:t>
+        <w:t xml:space="preserve"> 활용하여 실제 LLM을 호출하는 환경에서 FCFS, Priority, WFQ 세 알고리즘의 성능을 비교한다. 실서버에서는 추론 중단이 불가능하므로 비선점형으로만 운영되며, 비선점형 MLFQ는 5.2절에서 </w:t>
+      </w:r>
+      <w:r>
+        <w:rPr>
+          <w:sz w:val="20"/>
+          <w:szCs w:val="20"/>
+        </w:rPr>
+        <w:lastRenderedPageBreak/>
+        <w:t xml:space="preserve">확인한 대로 FCFS와 동일한 결과가 예상되므로 </w:t>
       </w:r>
       <w:proofErr w:type="spellStart"/>
       <w:r>
@@ -10626,7 +9758,6 @@
           <w:sz w:val="20"/>
           <w:szCs w:val="20"/>
         </w:rPr>
-        <w:lastRenderedPageBreak/>
         <w:t>[2] Anthropic, "Rate limits," Anthropic API Documentation. [온라인] Available: https://docs.anthropic.com/en/api/rate-limits (접속: 2026-03-14)</w:t>
       </w:r>
     </w:p>
@@ -10656,6 +9787,7 @@
         <w:ind w:firstLineChars="100" w:firstLine="200"/>
         <w:jc w:val="both"/>
         <w:rPr>
+          <w:rFonts w:hint="eastAsia"/>
           <w:sz w:val="20"/>
           <w:szCs w:val="20"/>
         </w:rPr>
